--- a/TS-Padam/TS-4.1/TS 4.1 Malayalam Pada Paatam Corrections.docx
+++ b/TS-Padam/TS-4.1/TS 4.1 Malayalam Pada Paatam Corrections.docx
@@ -1,6 +1,6 @@
 
 <file path=word/document.xml><?xml version="1.0" encoding="utf-8"?>
-<w:document xmlns:wpc="http://schemas.microsoft.com/office/word/2010/wordprocessingCanvas" xmlns:cx="http://schemas.microsoft.com/office/drawing/2014/chartex" xmlns:cx1="http://schemas.microsoft.com/office/drawing/2015/9/8/chartex" xmlns:cx2="http://schemas.microsoft.com/office/drawing/2015/10/21/chartex" xmlns:cx3="http://schemas.microsoft.com/office/drawing/2016/5/9/chartex" xmlns:cx4="http://schemas.microsoft.com/office/drawing/2016/5/10/chartex" xmlns:cx5="http://schemas.microsoft.com/office/drawing/2016/5/11/chartex" xmlns:cx6="http://schemas.microsoft.com/office/drawing/2016/5/12/chartex" xmlns:cx7="http://schemas.microsoft.com/office/drawing/2016/5/13/chartex" xmlns:cx8="http://schemas.microsoft.com/office/drawing/2016/5/14/chartex" xmlns:mc="http://schemas.openxmlformats.org/markup-compatibility/2006" xmlns:aink="http://schemas.microsoft.com/office/drawing/2016/ink" xmlns:am3d="http://schemas.microsoft.com/office/drawing/2017/model3d" xmlns:o="urn:schemas-microsoft-com:office:office" xmlns:oel="http://schemas.microsoft.com/office/2019/extlst" xmlns:r="http://schemas.openxmlformats.org/officeDocument/2006/relationships" xmlns:m="http://schemas.openxmlformats.org/officeDocument/2006/math" xmlns:v="urn:schemas-microsoft-com:vml" xmlns:wp14="http://schemas.microsoft.com/office/word/2010/wordprocessingDrawing" xmlns:wp="http://schemas.openxmlformats.org/drawingml/2006/wordprocessingDrawing" xmlns:w10="urn:schemas-microsoft-com:office:word" xmlns:w="http://schemas.openxmlformats.org/wordprocessingml/2006/main" xmlns:w14="http://schemas.microsoft.com/office/word/2010/wordml" xmlns:w15="http://schemas.microsoft.com/office/word/2012/wordml" xmlns:w16cex="http://schemas.microsoft.com/office/word/2018/wordml/cex" xmlns:w16cid="http://schemas.microsoft.com/office/word/2016/wordml/cid" xmlns:w16="http://schemas.microsoft.com/office/word/2018/wordml" xmlns:w16du="http://schemas.microsoft.com/office/word/2023/wordml/word16du" xmlns:w16sdtdh="http://schemas.microsoft.com/office/word/2020/wordml/sdtdatahash" xmlns:w16se="http://schemas.microsoft.com/office/word/2015/wordml/symex" xmlns:wpg="http://schemas.microsoft.com/office/word/2010/wordprocessingGroup" xmlns:wpi="http://schemas.microsoft.com/office/word/2010/wordprocessingInk" xmlns:wne="http://schemas.microsoft.com/office/word/2006/wordml" xmlns:wps="http://schemas.microsoft.com/office/word/2010/wordprocessingShape" mc:Ignorable="w14 w15 w16se w16cid w16 w16cex w16sdtdh w16du wp14">
+<w:document xmlns:wpc="http://schemas.microsoft.com/office/word/2010/wordprocessingCanvas" xmlns:cx="http://schemas.microsoft.com/office/drawing/2014/chartex" xmlns:cx1="http://schemas.microsoft.com/office/drawing/2015/9/8/chartex" xmlns:cx2="http://schemas.microsoft.com/office/drawing/2015/10/21/chartex" xmlns:cx3="http://schemas.microsoft.com/office/drawing/2016/5/9/chartex" xmlns:cx4="http://schemas.microsoft.com/office/drawing/2016/5/10/chartex" xmlns:cx5="http://schemas.microsoft.com/office/drawing/2016/5/11/chartex" xmlns:cx6="http://schemas.microsoft.com/office/drawing/2016/5/12/chartex" xmlns:cx7="http://schemas.microsoft.com/office/drawing/2016/5/13/chartex" xmlns:cx8="http://schemas.microsoft.com/office/drawing/2016/5/14/chartex" xmlns:mc="http://schemas.openxmlformats.org/markup-compatibility/2006" xmlns:aink="http://schemas.microsoft.com/office/drawing/2016/ink" xmlns:am3d="http://schemas.microsoft.com/office/drawing/2017/model3d" xmlns:o="urn:schemas-microsoft-com:office:office" xmlns:oel="http://schemas.microsoft.com/office/2019/extlst" xmlns:r="http://schemas.openxmlformats.org/officeDocument/2006/relationships" xmlns:m="http://schemas.openxmlformats.org/officeDocument/2006/math" xmlns:v="urn:schemas-microsoft-com:vml" xmlns:wp14="http://schemas.microsoft.com/office/word/2010/wordprocessingDrawing" xmlns:wp="http://schemas.openxmlformats.org/drawingml/2006/wordprocessingDrawing" xmlns:w10="urn:schemas-microsoft-com:office:word" xmlns:w="http://schemas.openxmlformats.org/wordprocessingml/2006/main" xmlns:w14="http://schemas.microsoft.com/office/word/2010/wordml" xmlns:w15="http://schemas.microsoft.com/office/word/2012/wordml" xmlns:w16cei="http://schemas.microsoft.com/office/word/2026/wordml/cei" xmlns:w16cex="http://schemas.microsoft.com/office/word/2018/wordml/cex" xmlns:w16cid="http://schemas.microsoft.com/office/word/2016/wordml/cid" xmlns:w16="http://schemas.microsoft.com/office/word/2018/wordml" xmlns:w16du="http://schemas.microsoft.com/office/word/2023/wordml/word16du" xmlns:w16sdtdh="http://schemas.microsoft.com/office/word/2020/wordml/sdtdatahash" xmlns:w16sdtfl="http://schemas.microsoft.com/office/word/2024/wordml/sdtformatlock" xmlns:w16se="http://schemas.microsoft.com/office/word/2015/wordml/symex" xmlns:wpg="http://schemas.microsoft.com/office/word/2010/wordprocessingGroup" xmlns:wpi="http://schemas.microsoft.com/office/word/2010/wordprocessingInk" xmlns:wne="http://schemas.microsoft.com/office/word/2006/wordml" xmlns:wps="http://schemas.microsoft.com/office/word/2010/wordprocessingShape" mc:Ignorable="w14 w15 w16se w16cid w16 w16cex w16sdtdh w16sdtfl w16du wp14">
   <w:body>
     <w:p>
       <w:pPr>
@@ -82,8 +82,8 @@
     </w:p>
     <w:tbl>
       <w:tblPr>
-        <w:tblW w:w="13697" w:type="dxa"/>
-        <w:tblInd w:w="-714" w:type="dxa"/>
+        <w:tblW w:w="14488" w:type="dxa"/>
+        <w:tblInd w:w="-885" w:type="dxa"/>
         <w:tblBorders>
           <w:top w:val="single" w:sz="4" w:space="0" w:color="000000"/>
           <w:left w:val="single" w:sz="4" w:space="0" w:color="000000"/>
@@ -95,14 +95,19 @@
         <w:tblLook w:val="04A0" w:firstRow="1" w:lastRow="0" w:firstColumn="1" w:lastColumn="0" w:noHBand="0" w:noVBand="1"/>
       </w:tblPr>
       <w:tblGrid>
-        <w:gridCol w:w="3374"/>
+        <w:gridCol w:w="29"/>
+        <w:gridCol w:w="3970"/>
         <w:gridCol w:w="5103"/>
-        <w:gridCol w:w="5220"/>
+        <w:gridCol w:w="5386"/>
       </w:tblGrid>
       <w:tr>
+        <w:trPr>
+          <w:gridBefore w:val="1"/>
+          <w:wBefore w:w="29" w:type="dxa"/>
+        </w:trPr>
         <w:tc>
           <w:tcPr>
-            <w:tcW w:w="3374" w:type="dxa"/>
+            <w:tcW w:w="3970" w:type="dxa"/>
           </w:tcPr>
           <w:p>
             <w:pPr>
@@ -163,7 +168,7 @@
         </w:tc>
         <w:tc>
           <w:tcPr>
-            <w:tcW w:w="5220" w:type="dxa"/>
+            <w:tcW w:w="5386" w:type="dxa"/>
           </w:tcPr>
           <w:p>
             <w:pPr>
@@ -187,28 +192,887 @@
       </w:tr>
       <w:tr>
         <w:trPr>
-          <w:trHeight w:val="1105"/>
+          <w:trHeight w:val="1531"/>
         </w:trPr>
         <w:tc>
           <w:tcPr>
-            <w:tcW w:w="3374" w:type="dxa"/>
+            <w:tcW w:w="3999" w:type="dxa"/>
+            <w:gridSpan w:val="2"/>
+            <w:tcBorders>
+              <w:top w:val="single" w:sz="4" w:space="0" w:color="000000"/>
+              <w:left w:val="single" w:sz="4" w:space="0" w:color="000000"/>
+              <w:bottom w:val="single" w:sz="4" w:space="0" w:color="000000"/>
+              <w:right w:val="single" w:sz="4" w:space="0" w:color="000000"/>
+            </w:tcBorders>
           </w:tcPr>
           <w:p>
             <w:pPr>
               <w:widowControl w:val="0"/>
-              <w:autoSpaceDE w:val="0"/>
-              <w:autoSpaceDN w:val="0"/>
-              <w:adjustRightInd w:val="0"/>
-              <w:spacing w:before="0" w:line="264" w:lineRule="auto"/>
-              <w:rPr>
-                <w:rFonts w:cs="Latha"/>
-                <w:b/>
-                <w:sz w:val="28"/>
-                <w:szCs w:val="28"/>
-                <w:lang w:bidi="ta-IN"/>
-              </w:rPr>
-            </w:pPr>
-            <w:r>
+              <w:tabs>
+                <w:tab w:val="left" w:pos="993"/>
+              </w:tabs>
+              <w:autoSpaceDE w:val="0"/>
+              <w:autoSpaceDN w:val="0"/>
+              <w:adjustRightInd w:val="0"/>
+              <w:spacing w:before="0" w:line="240" w:lineRule="auto"/>
+              <w:ind w:right="297"/>
+              <w:rPr>
+                <w:rFonts w:cs="Arial"/>
+                <w:b/>
+                <w:sz w:val="28"/>
+                <w:szCs w:val="32"/>
+              </w:rPr>
+            </w:pPr>
+            <w:r>
+              <w:rPr>
+                <w:rFonts w:cs="Arial"/>
+                <w:b/>
+                <w:sz w:val="28"/>
+                <w:szCs w:val="32"/>
+              </w:rPr>
+              <w:t>T.S.4.1.4.2 – Kramam</w:t>
+            </w:r>
+          </w:p>
+          <w:p>
+            <w:pPr>
+              <w:widowControl w:val="0"/>
+              <w:tabs>
+                <w:tab w:val="left" w:pos="993"/>
+              </w:tabs>
+              <w:autoSpaceDE w:val="0"/>
+              <w:autoSpaceDN w:val="0"/>
+              <w:adjustRightInd w:val="0"/>
+              <w:spacing w:before="0" w:line="240" w:lineRule="auto"/>
+              <w:ind w:right="297"/>
+              <w:rPr>
+                <w:rFonts w:cs="Arial"/>
+                <w:b/>
+                <w:sz w:val="28"/>
+                <w:szCs w:val="32"/>
+                <w:lang w:val="en-IN"/>
+              </w:rPr>
+            </w:pPr>
+            <w:r>
+              <w:rPr>
+                <w:rFonts w:cs="Arial"/>
+                <w:b/>
+                <w:sz w:val="28"/>
+                <w:szCs w:val="32"/>
+                <w:lang w:val="en-IN"/>
+              </w:rPr>
+              <w:t>Krama Vaakyam No. - 10</w:t>
+            </w:r>
+          </w:p>
+          <w:p>
+            <w:pPr>
+              <w:widowControl w:val="0"/>
+              <w:tabs>
+                <w:tab w:val="left" w:pos="993"/>
+              </w:tabs>
+              <w:autoSpaceDE w:val="0"/>
+              <w:autoSpaceDN w:val="0"/>
+              <w:adjustRightInd w:val="0"/>
+              <w:spacing w:before="0" w:line="240" w:lineRule="auto"/>
+              <w:ind w:right="297"/>
+              <w:rPr>
+                <w:rFonts w:cs="Arial"/>
+                <w:b/>
+                <w:sz w:val="28"/>
+                <w:szCs w:val="32"/>
+              </w:rPr>
+            </w:pPr>
+            <w:r>
+              <w:rPr>
+                <w:rFonts w:cs="Arial"/>
+                <w:b/>
+                <w:sz w:val="28"/>
+                <w:szCs w:val="32"/>
+                <w:lang w:val="it-IT"/>
+              </w:rPr>
+              <w:t>Panchaati No</w:t>
+            </w:r>
+            <w:r>
+              <w:rPr>
+                <w:rFonts w:cs="Arial"/>
+                <w:b/>
+                <w:szCs w:val="32"/>
+                <w:lang w:val="it-IT"/>
+              </w:rPr>
+              <w:t xml:space="preserve">. - </w:t>
+            </w:r>
+            <w:r>
+              <w:rPr>
+                <w:rFonts w:cs="Arial"/>
+                <w:b/>
+                <w:sz w:val="28"/>
+                <w:szCs w:val="28"/>
+                <w:lang w:val="it-IT"/>
+              </w:rPr>
+              <w:t>15</w:t>
+            </w:r>
+          </w:p>
+        </w:tc>
+        <w:tc>
+          <w:tcPr>
+            <w:tcW w:w="5103" w:type="dxa"/>
+            <w:tcBorders>
+              <w:top w:val="single" w:sz="4" w:space="0" w:color="000000"/>
+              <w:left w:val="single" w:sz="4" w:space="0" w:color="000000"/>
+              <w:bottom w:val="single" w:sz="4" w:space="0" w:color="000000"/>
+              <w:right w:val="single" w:sz="4" w:space="0" w:color="000000"/>
+            </w:tcBorders>
+          </w:tcPr>
+          <w:p>
+            <w:pPr>
+              <w:widowControl w:val="0"/>
+              <w:autoSpaceDE w:val="0"/>
+              <w:autoSpaceDN w:val="0"/>
+              <w:adjustRightInd w:val="0"/>
+              <w:spacing w:before="0" w:line="240" w:lineRule="auto"/>
+              <w:rPr>
+                <w:rFonts w:ascii="BRH Malayalam Extra" w:eastAsia="Times New Roman" w:hAnsi="BRH Malayalam Extra" w:cs="BRH Malayalam Extra"/>
+                <w:sz w:val="40"/>
+                <w:szCs w:val="40"/>
+                <w:lang w:val="en-IN" w:eastAsia="en-IN" w:bidi="ml-IN"/>
+              </w:rPr>
+            </w:pPr>
+            <w:r>
+              <w:rPr>
+                <w:rFonts w:ascii="BRH Malayalam Extra" w:eastAsia="Times New Roman" w:hAnsi="BRH Malayalam Extra" w:cs="BRH Malayalam Extra"/>
+                <w:sz w:val="40"/>
+                <w:szCs w:val="40"/>
+                <w:lang w:val="en-IN" w:eastAsia="en-IN" w:bidi="ml-IN"/>
+              </w:rPr>
+              <w:t>D¦</w:t>
+            </w:r>
+            <w:r>
+              <w:rPr>
+                <w:rFonts w:ascii="BRH Malayalam Extra" w:eastAsia="Times New Roman" w:hAnsi="BRH Malayalam Extra" w:cs="BRH Malayalam Extra"/>
+                <w:sz w:val="32"/>
+                <w:szCs w:val="40"/>
+                <w:lang w:val="en-IN" w:eastAsia="en-IN" w:bidi="ml-IN"/>
+              </w:rPr>
+              <w:t>–</w:t>
+            </w:r>
+            <w:r>
+              <w:rPr>
+                <w:rFonts w:ascii="BRH Malayalam Extra" w:eastAsia="Times New Roman" w:hAnsi="BRH Malayalam Extra" w:cs="BRH Malayalam Extra"/>
+                <w:sz w:val="40"/>
+                <w:szCs w:val="40"/>
+                <w:lang w:val="en-IN" w:eastAsia="en-IN" w:bidi="ml-IN"/>
+              </w:rPr>
+              <w:t>ª¥</w:t>
+            </w:r>
+            <w:r>
+              <w:rPr>
+                <w:rFonts w:ascii="BRH Malayalam Extra" w:eastAsia="Times New Roman" w:hAnsi="BRH Malayalam Extra" w:cs="BRH Malayalam Extra"/>
+                <w:sz w:val="40"/>
+                <w:szCs w:val="40"/>
+                <w:highlight w:val="yellow"/>
+                <w:lang w:val="en-IN" w:eastAsia="en-IN" w:bidi="ml-IN"/>
+              </w:rPr>
+              <w:t>Æ</w:t>
+            </w:r>
+            <w:r>
+              <w:rPr>
+                <w:rFonts w:ascii="BRH Malayalam Extra" w:eastAsia="Times New Roman" w:hAnsi="BRH Malayalam Extra" w:cs="BRH Malayalam Extra"/>
+                <w:sz w:val="40"/>
+                <w:szCs w:val="40"/>
+                <w:lang w:val="en-IN" w:eastAsia="en-IN" w:bidi="ml-IN"/>
+              </w:rPr>
+              <w:t xml:space="preserve">x pxR—sõ | </w:t>
+            </w:r>
+          </w:p>
+          <w:p>
+            <w:pPr>
+              <w:widowControl w:val="0"/>
+              <w:autoSpaceDE w:val="0"/>
+              <w:autoSpaceDN w:val="0"/>
+              <w:adjustRightInd w:val="0"/>
+              <w:spacing w:before="0" w:line="240" w:lineRule="auto"/>
+              <w:rPr>
+                <w:rFonts w:ascii="BRH Devanagari Extra" w:hAnsi="BRH Devanagari Extra" w:cs="BRH Devanagari Extra"/>
+                <w:sz w:val="40"/>
+                <w:szCs w:val="40"/>
+              </w:rPr>
+            </w:pPr>
+            <w:r>
+              <w:rPr>
+                <w:rFonts w:ascii="BRH Malayalam Extra" w:eastAsia="Times New Roman" w:hAnsi="BRH Malayalam Extra" w:cs="BRH Malayalam Extra"/>
+                <w:sz w:val="40"/>
+                <w:szCs w:val="40"/>
+                <w:lang w:val="en-IN" w:eastAsia="en-IN" w:bidi="ml-IN"/>
+              </w:rPr>
+              <w:t>pxR—sõ</w:t>
+            </w:r>
+            <w:r>
+              <w:rPr>
+                <w:rFonts w:ascii="BRH Malayalam Extra" w:eastAsia="Times New Roman" w:hAnsi="BRH Malayalam Extra" w:cs="BRH Malayalam Extra"/>
+                <w:sz w:val="32"/>
+                <w:szCs w:val="40"/>
+                <w:lang w:val="en-IN" w:eastAsia="en-IN" w:bidi="ml-IN"/>
+              </w:rPr>
+              <w:t>–</w:t>
+            </w:r>
+            <w:r>
+              <w:rPr>
+                <w:rFonts w:ascii="BRH Malayalam Extra" w:eastAsia="Times New Roman" w:hAnsi="BRH Malayalam Extra" w:cs="BRH Malayalam Extra"/>
+                <w:sz w:val="40"/>
+                <w:szCs w:val="40"/>
+                <w:lang w:val="en-IN" w:eastAsia="en-IN" w:bidi="ml-IN"/>
+              </w:rPr>
+              <w:t xml:space="preserve"> sdy—Zx |</w:t>
+            </w:r>
+          </w:p>
+        </w:tc>
+        <w:tc>
+          <w:tcPr>
+            <w:tcW w:w="5386" w:type="dxa"/>
+            <w:tcBorders>
+              <w:top w:val="single" w:sz="4" w:space="0" w:color="000000"/>
+              <w:left w:val="single" w:sz="4" w:space="0" w:color="000000"/>
+              <w:bottom w:val="single" w:sz="4" w:space="0" w:color="000000"/>
+              <w:right w:val="single" w:sz="4" w:space="0" w:color="000000"/>
+            </w:tcBorders>
+          </w:tcPr>
+          <w:p>
+            <w:pPr>
+              <w:widowControl w:val="0"/>
+              <w:autoSpaceDE w:val="0"/>
+              <w:autoSpaceDN w:val="0"/>
+              <w:adjustRightInd w:val="0"/>
+              <w:spacing w:before="0" w:line="240" w:lineRule="auto"/>
+              <w:rPr>
+                <w:rFonts w:ascii="BRH Malayalam Extra" w:eastAsia="Times New Roman" w:hAnsi="BRH Malayalam Extra" w:cs="BRH Malayalam Extra"/>
+                <w:sz w:val="40"/>
+                <w:szCs w:val="40"/>
+                <w:lang w:val="en-IN" w:eastAsia="en-IN" w:bidi="ml-IN"/>
+              </w:rPr>
+            </w:pPr>
+            <w:r>
+              <w:rPr>
+                <w:rFonts w:ascii="BRH Malayalam Extra" w:eastAsia="Times New Roman" w:hAnsi="BRH Malayalam Extra" w:cs="BRH Malayalam Extra"/>
+                <w:sz w:val="40"/>
+                <w:szCs w:val="40"/>
+                <w:lang w:val="en-IN" w:eastAsia="en-IN" w:bidi="ml-IN"/>
+              </w:rPr>
+              <w:t>D¦</w:t>
+            </w:r>
+            <w:r>
+              <w:rPr>
+                <w:rFonts w:ascii="BRH Malayalam Extra" w:eastAsia="Times New Roman" w:hAnsi="BRH Malayalam Extra" w:cs="BRH Malayalam Extra"/>
+                <w:sz w:val="32"/>
+                <w:szCs w:val="40"/>
+                <w:lang w:val="en-IN" w:eastAsia="en-IN" w:bidi="ml-IN"/>
+              </w:rPr>
+              <w:t>–</w:t>
+            </w:r>
+            <w:r>
+              <w:rPr>
+                <w:rFonts w:ascii="BRH Malayalam Extra" w:eastAsia="Times New Roman" w:hAnsi="BRH Malayalam Extra" w:cs="BRH Malayalam Extra"/>
+                <w:sz w:val="40"/>
+                <w:szCs w:val="40"/>
+                <w:lang w:val="en-IN" w:eastAsia="en-IN" w:bidi="ml-IN"/>
+              </w:rPr>
+              <w:t>ª¥Æ</w:t>
+            </w:r>
+            <w:r>
+              <w:rPr>
+                <w:rFonts w:ascii="BRH Malayalam Extra" w:eastAsia="Times New Roman" w:hAnsi="BRH Malayalam Extra" w:cs="BRH Malayalam Extra"/>
+                <w:sz w:val="40"/>
+                <w:szCs w:val="40"/>
+                <w:highlight w:val="green"/>
+                <w:lang w:val="en-IN" w:eastAsia="en-IN" w:bidi="ml-IN"/>
+              </w:rPr>
+              <w:t>û</w:t>
+            </w:r>
+            <w:r>
+              <w:rPr>
+                <w:rFonts w:ascii="BRH Malayalam Extra" w:eastAsia="Times New Roman" w:hAnsi="BRH Malayalam Extra" w:cs="BRH Malayalam Extra"/>
+                <w:sz w:val="40"/>
+                <w:szCs w:val="40"/>
+                <w:lang w:val="en-IN" w:eastAsia="en-IN" w:bidi="ml-IN"/>
+              </w:rPr>
+              <w:t xml:space="preserve">x pxR—sõ | </w:t>
+            </w:r>
+          </w:p>
+          <w:p>
+            <w:pPr>
+              <w:widowControl w:val="0"/>
+              <w:autoSpaceDE w:val="0"/>
+              <w:autoSpaceDN w:val="0"/>
+              <w:adjustRightInd w:val="0"/>
+              <w:spacing w:before="0" w:line="240" w:lineRule="auto"/>
+              <w:rPr>
+                <w:rFonts w:ascii="BRH Devanagari Extra" w:hAnsi="BRH Devanagari Extra" w:cs="BRH Devanagari Extra"/>
+                <w:sz w:val="40"/>
+                <w:szCs w:val="40"/>
+              </w:rPr>
+            </w:pPr>
+            <w:r>
+              <w:rPr>
+                <w:rFonts w:ascii="BRH Malayalam Extra" w:eastAsia="Times New Roman" w:hAnsi="BRH Malayalam Extra" w:cs="BRH Malayalam Extra"/>
+                <w:sz w:val="40"/>
+                <w:szCs w:val="40"/>
+                <w:lang w:val="en-IN" w:eastAsia="en-IN" w:bidi="ml-IN"/>
+              </w:rPr>
+              <w:t>pxR—sõ</w:t>
+            </w:r>
+            <w:r>
+              <w:rPr>
+                <w:rFonts w:ascii="BRH Malayalam Extra" w:eastAsia="Times New Roman" w:hAnsi="BRH Malayalam Extra" w:cs="BRH Malayalam Extra"/>
+                <w:sz w:val="32"/>
+                <w:szCs w:val="40"/>
+                <w:lang w:val="en-IN" w:eastAsia="en-IN" w:bidi="ml-IN"/>
+              </w:rPr>
+              <w:t>–</w:t>
+            </w:r>
+            <w:r>
+              <w:rPr>
+                <w:rFonts w:ascii="BRH Malayalam Extra" w:eastAsia="Times New Roman" w:hAnsi="BRH Malayalam Extra" w:cs="BRH Malayalam Extra"/>
+                <w:sz w:val="40"/>
+                <w:szCs w:val="40"/>
+                <w:lang w:val="en-IN" w:eastAsia="en-IN" w:bidi="ml-IN"/>
+              </w:rPr>
+              <w:t xml:space="preserve"> sdy—Zx |</w:t>
+            </w:r>
+          </w:p>
+        </w:tc>
+      </w:tr>
+      <w:tr>
+        <w:trPr>
+          <w:trHeight w:val="1436"/>
+        </w:trPr>
+        <w:tc>
+          <w:tcPr>
+            <w:tcW w:w="3999" w:type="dxa"/>
+            <w:gridSpan w:val="2"/>
+            <w:tcBorders>
+              <w:top w:val="single" w:sz="4" w:space="0" w:color="000000"/>
+              <w:left w:val="single" w:sz="4" w:space="0" w:color="000000"/>
+              <w:bottom w:val="single" w:sz="4" w:space="0" w:color="000000"/>
+              <w:right w:val="single" w:sz="4" w:space="0" w:color="000000"/>
+            </w:tcBorders>
+          </w:tcPr>
+          <w:p>
+            <w:pPr>
+              <w:widowControl w:val="0"/>
+              <w:tabs>
+                <w:tab w:val="left" w:pos="993"/>
+              </w:tabs>
+              <w:autoSpaceDE w:val="0"/>
+              <w:autoSpaceDN w:val="0"/>
+              <w:adjustRightInd w:val="0"/>
+              <w:spacing w:before="0" w:line="240" w:lineRule="auto"/>
+              <w:ind w:right="297"/>
+              <w:rPr>
+                <w:rFonts w:cs="Arial"/>
+                <w:b/>
+                <w:sz w:val="28"/>
+                <w:szCs w:val="32"/>
+              </w:rPr>
+            </w:pPr>
+            <w:r>
+              <w:rPr>
+                <w:rFonts w:cs="Arial"/>
+                <w:b/>
+                <w:sz w:val="28"/>
+                <w:szCs w:val="32"/>
+              </w:rPr>
+              <w:t>T.S.4.1.6.2 – Kramam</w:t>
+            </w:r>
+          </w:p>
+          <w:p>
+            <w:pPr>
+              <w:widowControl w:val="0"/>
+              <w:tabs>
+                <w:tab w:val="left" w:pos="993"/>
+              </w:tabs>
+              <w:autoSpaceDE w:val="0"/>
+              <w:autoSpaceDN w:val="0"/>
+              <w:adjustRightInd w:val="0"/>
+              <w:spacing w:before="0" w:line="240" w:lineRule="auto"/>
+              <w:ind w:right="297"/>
+              <w:rPr>
+                <w:rFonts w:cs="Arial"/>
+                <w:b/>
+                <w:szCs w:val="28"/>
+                <w:lang w:val="en-IN"/>
+              </w:rPr>
+            </w:pPr>
+            <w:r>
+              <w:rPr>
+                <w:rFonts w:cs="Arial"/>
+                <w:b/>
+                <w:szCs w:val="28"/>
+                <w:lang w:val="en-IN"/>
+              </w:rPr>
+              <w:t>Krama Vaakyam No. 55 ,56</w:t>
+            </w:r>
+          </w:p>
+          <w:p>
+            <w:pPr>
+              <w:widowControl w:val="0"/>
+              <w:tabs>
+                <w:tab w:val="left" w:pos="993"/>
+              </w:tabs>
+              <w:autoSpaceDE w:val="0"/>
+              <w:autoSpaceDN w:val="0"/>
+              <w:adjustRightInd w:val="0"/>
+              <w:spacing w:before="0" w:line="240" w:lineRule="auto"/>
+              <w:ind w:right="297"/>
+              <w:rPr>
+                <w:rFonts w:cs="Arial"/>
+                <w:b/>
+                <w:sz w:val="28"/>
+                <w:szCs w:val="32"/>
+              </w:rPr>
+            </w:pPr>
+            <w:r>
+              <w:rPr>
+                <w:rFonts w:cs="Arial"/>
+                <w:b/>
+                <w:sz w:val="28"/>
+                <w:szCs w:val="32"/>
+                <w:lang w:val="it-IT"/>
+              </w:rPr>
+              <w:t>Panchaati No</w:t>
+            </w:r>
+            <w:r>
+              <w:rPr>
+                <w:rFonts w:cs="Arial"/>
+                <w:b/>
+                <w:szCs w:val="32"/>
+                <w:lang w:val="it-IT"/>
+              </w:rPr>
+              <w:t xml:space="preserve">. - </w:t>
+            </w:r>
+            <w:r>
+              <w:rPr>
+                <w:rFonts w:cs="Arial"/>
+                <w:b/>
+                <w:sz w:val="28"/>
+                <w:szCs w:val="32"/>
+                <w:lang w:val="it-IT"/>
+              </w:rPr>
+              <w:t>23</w:t>
+            </w:r>
+          </w:p>
+        </w:tc>
+        <w:tc>
+          <w:tcPr>
+            <w:tcW w:w="5103" w:type="dxa"/>
+            <w:tcBorders>
+              <w:top w:val="single" w:sz="4" w:space="0" w:color="000000"/>
+              <w:left w:val="single" w:sz="4" w:space="0" w:color="000000"/>
+              <w:bottom w:val="single" w:sz="4" w:space="0" w:color="000000"/>
+              <w:right w:val="single" w:sz="4" w:space="0" w:color="000000"/>
+            </w:tcBorders>
+          </w:tcPr>
+          <w:p>
+            <w:pPr>
+              <w:widowControl w:val="0"/>
+              <w:autoSpaceDE w:val="0"/>
+              <w:autoSpaceDN w:val="0"/>
+              <w:adjustRightInd w:val="0"/>
+              <w:spacing w:before="0" w:line="240" w:lineRule="auto"/>
+              <w:rPr>
+                <w:rFonts w:ascii="BRH Malayalam Extra" w:eastAsia="Times New Roman" w:hAnsi="BRH Malayalam Extra" w:cs="BRH Malayalam Extra"/>
+                <w:sz w:val="40"/>
+                <w:szCs w:val="40"/>
+                <w:lang w:val="en-IN" w:eastAsia="en-IN" w:bidi="ml-IN"/>
+              </w:rPr>
+            </w:pPr>
+            <w:r>
+              <w:rPr>
+                <w:rFonts w:ascii="BRH Malayalam Extra" w:eastAsia="Times New Roman" w:hAnsi="BRH Malayalam Extra" w:cs="BRH Malayalam Extra"/>
+                <w:sz w:val="40"/>
+                <w:szCs w:val="40"/>
+                <w:lang w:val="en-IN" w:eastAsia="en-IN" w:bidi="ml-IN"/>
+              </w:rPr>
+              <w:t>b</w:t>
+            </w:r>
+            <w:r>
+              <w:rPr>
+                <w:rFonts w:ascii="BRH Malayalam Extra" w:eastAsia="Times New Roman" w:hAnsi="BRH Malayalam Extra" w:cs="BRH Malayalam Extra"/>
+                <w:sz w:val="32"/>
+                <w:szCs w:val="40"/>
+                <w:lang w:val="en-IN" w:eastAsia="en-IN" w:bidi="ml-IN"/>
+              </w:rPr>
+              <w:t>–</w:t>
+            </w:r>
+            <w:r>
+              <w:rPr>
+                <w:rFonts w:ascii="BRH Malayalam Extra" w:eastAsia="Times New Roman" w:hAnsi="BRH Malayalam Extra" w:cs="BRH Malayalam Extra"/>
+                <w:sz w:val="40"/>
+                <w:szCs w:val="40"/>
+                <w:lang w:val="en-IN" w:eastAsia="en-IN" w:bidi="ml-IN"/>
+              </w:rPr>
+              <w:t>bx</w:t>
+            </w:r>
+            <w:r>
+              <w:rPr>
+                <w:rFonts w:ascii="BRH Malayalam Extra" w:eastAsia="Times New Roman" w:hAnsi="BRH Malayalam Extra" w:cs="BRH Malayalam Extra"/>
+                <w:sz w:val="32"/>
+                <w:szCs w:val="40"/>
+                <w:lang w:val="en-IN" w:eastAsia="en-IN" w:bidi="ml-IN"/>
+              </w:rPr>
+              <w:t>–</w:t>
+            </w:r>
+            <w:r>
+              <w:rPr>
+                <w:rFonts w:ascii="BRH Malayalam Extra" w:eastAsia="Times New Roman" w:hAnsi="BRH Malayalam Extra" w:cs="BRH Malayalam Extra"/>
+                <w:sz w:val="40"/>
+                <w:szCs w:val="40"/>
+                <w:lang w:val="en-IN" w:eastAsia="en-IN" w:bidi="ml-IN"/>
+              </w:rPr>
+              <w:t>iõhy—¤¤</w:t>
+            </w:r>
+            <w:r>
+              <w:rPr>
+                <w:rFonts w:ascii="BRH Malayalam Extra" w:eastAsia="Times New Roman" w:hAnsi="BRH Malayalam Extra" w:cs="BRH Malayalam Extra"/>
+                <w:sz w:val="40"/>
+                <w:szCs w:val="40"/>
+                <w:highlight w:val="yellow"/>
+                <w:lang w:val="en-IN" w:eastAsia="en-IN" w:bidi="ml-IN"/>
+              </w:rPr>
+              <w:t>Z</w:t>
+            </w:r>
+            <w:r>
+              <w:rPr>
+                <w:rFonts w:ascii="BRH Malayalam Extra" w:eastAsia="Times New Roman" w:hAnsi="BRH Malayalam Extra" w:cs="BRH Malayalam Extra"/>
+                <w:sz w:val="40"/>
+                <w:szCs w:val="40"/>
+                <w:lang w:val="en-IN" w:eastAsia="en-IN" w:bidi="ml-IN"/>
+              </w:rPr>
+              <w:t xml:space="preserve">õ | </w:t>
+            </w:r>
+          </w:p>
+          <w:p>
+            <w:pPr>
+              <w:widowControl w:val="0"/>
+              <w:autoSpaceDE w:val="0"/>
+              <w:autoSpaceDN w:val="0"/>
+              <w:adjustRightInd w:val="0"/>
+              <w:spacing w:before="0" w:line="240" w:lineRule="auto"/>
+              <w:rPr>
+                <w:rFonts w:ascii="BRH Devanagari Extra" w:hAnsi="BRH Devanagari Extra" w:cs="BRH Devanagari Extra"/>
+                <w:sz w:val="40"/>
+                <w:szCs w:val="40"/>
+              </w:rPr>
+            </w:pPr>
+            <w:r>
+              <w:rPr>
+                <w:rFonts w:ascii="BRH Malayalam Extra" w:eastAsia="Times New Roman" w:hAnsi="BRH Malayalam Extra" w:cs="BRH Malayalam Extra"/>
+                <w:sz w:val="40"/>
+                <w:szCs w:val="40"/>
+                <w:lang w:val="en-IN" w:eastAsia="en-IN" w:bidi="ml-IN"/>
+              </w:rPr>
+              <w:t>Ahy—</w:t>
+            </w:r>
+            <w:r>
+              <w:rPr>
+                <w:rFonts w:ascii="BRH Malayalam Extra" w:eastAsia="Times New Roman" w:hAnsi="BRH Malayalam Extra" w:cs="BRH Malayalam Extra"/>
+                <w:sz w:val="40"/>
+                <w:szCs w:val="40"/>
+                <w:highlight w:val="yellow"/>
+                <w:lang w:val="en-IN" w:eastAsia="en-IN" w:bidi="ml-IN"/>
+              </w:rPr>
+              <w:t>Z</w:t>
+            </w:r>
+            <w:r>
+              <w:rPr>
+                <w:rFonts w:ascii="BRH Malayalam Extra" w:eastAsia="Times New Roman" w:hAnsi="BRH Malayalam Extra" w:cs="BRH Malayalam Extra"/>
+                <w:sz w:val="40"/>
+                <w:szCs w:val="40"/>
+                <w:lang w:val="en-IN" w:eastAsia="en-IN" w:bidi="ml-IN"/>
+              </w:rPr>
+              <w:t>õx</w:t>
+            </w:r>
+            <w:r>
+              <w:rPr>
+                <w:rFonts w:ascii="BRH Malayalam Extra" w:eastAsia="Times New Roman" w:hAnsi="BRH Malayalam Extra" w:cs="BRH Malayalam Extra"/>
+                <w:sz w:val="32"/>
+                <w:szCs w:val="40"/>
+                <w:lang w:val="en-IN" w:eastAsia="en-IN" w:bidi="ml-IN"/>
+              </w:rPr>
+              <w:t>–</w:t>
+            </w:r>
+            <w:r>
+              <w:rPr>
+                <w:rFonts w:ascii="BRH Malayalam Extra" w:eastAsia="Times New Roman" w:hAnsi="BRH Malayalam Extra" w:cs="BRH Malayalam Extra"/>
+                <w:sz w:val="40"/>
+                <w:szCs w:val="40"/>
+                <w:lang w:val="en-IN" w:eastAsia="en-IN" w:bidi="ml-IN"/>
+              </w:rPr>
+              <w:t xml:space="preserve"> CZõhy—¤¤</w:t>
+            </w:r>
+            <w:r>
+              <w:rPr>
+                <w:rFonts w:ascii="BRH Malayalam Extra" w:eastAsia="Times New Roman" w:hAnsi="BRH Malayalam Extra" w:cs="BRH Malayalam Extra"/>
+                <w:sz w:val="40"/>
+                <w:szCs w:val="40"/>
+                <w:highlight w:val="yellow"/>
+                <w:lang w:val="en-IN" w:eastAsia="en-IN" w:bidi="ml-IN"/>
+              </w:rPr>
+              <w:t>Z</w:t>
+            </w:r>
+            <w:r>
+              <w:rPr>
+                <w:rFonts w:ascii="BRH Malayalam Extra" w:eastAsia="Times New Roman" w:hAnsi="BRH Malayalam Extra" w:cs="BRH Malayalam Extra"/>
+                <w:sz w:val="40"/>
+                <w:szCs w:val="40"/>
+                <w:lang w:val="en-IN" w:eastAsia="en-IN" w:bidi="ml-IN"/>
+              </w:rPr>
+              <w:t>õ ||</w:t>
+            </w:r>
+          </w:p>
+        </w:tc>
+        <w:tc>
+          <w:tcPr>
+            <w:tcW w:w="5386" w:type="dxa"/>
+            <w:tcBorders>
+              <w:top w:val="single" w:sz="4" w:space="0" w:color="000000"/>
+              <w:left w:val="single" w:sz="4" w:space="0" w:color="000000"/>
+              <w:bottom w:val="single" w:sz="4" w:space="0" w:color="000000"/>
+              <w:right w:val="single" w:sz="4" w:space="0" w:color="000000"/>
+            </w:tcBorders>
+          </w:tcPr>
+          <w:p>
+            <w:pPr>
+              <w:widowControl w:val="0"/>
+              <w:autoSpaceDE w:val="0"/>
+              <w:autoSpaceDN w:val="0"/>
+              <w:adjustRightInd w:val="0"/>
+              <w:spacing w:before="0" w:line="240" w:lineRule="auto"/>
+              <w:rPr>
+                <w:rFonts w:ascii="BRH Malayalam Extra" w:eastAsia="Times New Roman" w:hAnsi="BRH Malayalam Extra" w:cs="BRH Malayalam Extra"/>
+                <w:sz w:val="40"/>
+                <w:szCs w:val="40"/>
+                <w:lang w:val="en-IN" w:eastAsia="en-IN" w:bidi="ml-IN"/>
+              </w:rPr>
+            </w:pPr>
+            <w:r>
+              <w:rPr>
+                <w:rFonts w:ascii="BRH Malayalam Extra" w:eastAsia="Times New Roman" w:hAnsi="BRH Malayalam Extra" w:cs="BRH Malayalam Extra"/>
+                <w:sz w:val="40"/>
+                <w:szCs w:val="40"/>
+                <w:lang w:val="en-IN" w:eastAsia="en-IN" w:bidi="ml-IN"/>
+              </w:rPr>
+              <w:t>b</w:t>
+            </w:r>
+            <w:r>
+              <w:rPr>
+                <w:rFonts w:ascii="BRH Malayalam Extra" w:eastAsia="Times New Roman" w:hAnsi="BRH Malayalam Extra" w:cs="BRH Malayalam Extra"/>
+                <w:sz w:val="32"/>
+                <w:szCs w:val="40"/>
+                <w:lang w:val="en-IN" w:eastAsia="en-IN" w:bidi="ml-IN"/>
+              </w:rPr>
+              <w:t>–</w:t>
+            </w:r>
+            <w:r>
+              <w:rPr>
+                <w:rFonts w:ascii="BRH Malayalam Extra" w:eastAsia="Times New Roman" w:hAnsi="BRH Malayalam Extra" w:cs="BRH Malayalam Extra"/>
+                <w:sz w:val="40"/>
+                <w:szCs w:val="40"/>
+                <w:lang w:val="en-IN" w:eastAsia="en-IN" w:bidi="ml-IN"/>
+              </w:rPr>
+              <w:t>bx</w:t>
+            </w:r>
+            <w:r>
+              <w:rPr>
+                <w:rFonts w:ascii="BRH Malayalam Extra" w:eastAsia="Times New Roman" w:hAnsi="BRH Malayalam Extra" w:cs="BRH Malayalam Extra"/>
+                <w:sz w:val="32"/>
+                <w:szCs w:val="40"/>
+                <w:lang w:val="en-IN" w:eastAsia="en-IN" w:bidi="ml-IN"/>
+              </w:rPr>
+              <w:t>–</w:t>
+            </w:r>
+            <w:r>
+              <w:rPr>
+                <w:rFonts w:ascii="BRH Malayalam Extra" w:eastAsia="Times New Roman" w:hAnsi="BRH Malayalam Extra" w:cs="BRH Malayalam Extra"/>
+                <w:sz w:val="40"/>
+                <w:szCs w:val="40"/>
+                <w:lang w:val="en-IN" w:eastAsia="en-IN" w:bidi="ml-IN"/>
+              </w:rPr>
+              <w:t>iõhy—¤¤</w:t>
+            </w:r>
+            <w:r>
+              <w:rPr>
+                <w:rFonts w:ascii="BRH Malayalam Extra" w:eastAsia="Times New Roman" w:hAnsi="BRH Malayalam Extra" w:cs="BRH Malayalam Extra"/>
+                <w:sz w:val="40"/>
+                <w:szCs w:val="40"/>
+                <w:highlight w:val="green"/>
+                <w:lang w:val="en-IN" w:eastAsia="en-IN" w:bidi="ml-IN"/>
+              </w:rPr>
+              <w:t>À</w:t>
+            </w:r>
+            <w:r>
+              <w:rPr>
+                <w:rFonts w:ascii="BRH Malayalam Extra" w:eastAsia="Times New Roman" w:hAnsi="BRH Malayalam Extra" w:cs="BRH Malayalam Extra"/>
+                <w:sz w:val="40"/>
+                <w:szCs w:val="40"/>
+                <w:lang w:val="en-IN" w:eastAsia="en-IN" w:bidi="ml-IN"/>
+              </w:rPr>
+              <w:t xml:space="preserve">õ | </w:t>
+            </w:r>
+          </w:p>
+          <w:p>
+            <w:pPr>
+              <w:widowControl w:val="0"/>
+              <w:autoSpaceDE w:val="0"/>
+              <w:autoSpaceDN w:val="0"/>
+              <w:adjustRightInd w:val="0"/>
+              <w:spacing w:before="0" w:line="240" w:lineRule="auto"/>
+              <w:rPr>
+                <w:rFonts w:ascii="BRH Devanagari Extra" w:hAnsi="BRH Devanagari Extra" w:cs="BRH Devanagari Extra"/>
+                <w:sz w:val="40"/>
+                <w:szCs w:val="40"/>
+              </w:rPr>
+            </w:pPr>
+            <w:r>
+              <w:rPr>
+                <w:rFonts w:ascii="BRH Malayalam Extra" w:eastAsia="Times New Roman" w:hAnsi="BRH Malayalam Extra" w:cs="BRH Malayalam Extra"/>
+                <w:sz w:val="40"/>
+                <w:szCs w:val="40"/>
+                <w:lang w:val="en-IN" w:eastAsia="en-IN" w:bidi="ml-IN"/>
+              </w:rPr>
+              <w:t>Ahy—</w:t>
+            </w:r>
+            <w:r>
+              <w:rPr>
+                <w:rFonts w:ascii="BRH Malayalam Extra" w:eastAsia="Times New Roman" w:hAnsi="BRH Malayalam Extra" w:cs="BRH Malayalam Extra"/>
+                <w:sz w:val="40"/>
+                <w:szCs w:val="40"/>
+                <w:highlight w:val="green"/>
+                <w:lang w:val="en-IN" w:eastAsia="en-IN" w:bidi="ml-IN"/>
+              </w:rPr>
+              <w:t>À</w:t>
+            </w:r>
+            <w:r>
+              <w:rPr>
+                <w:rFonts w:ascii="BRH Malayalam Extra" w:eastAsia="Times New Roman" w:hAnsi="BRH Malayalam Extra" w:cs="BRH Malayalam Extra"/>
+                <w:sz w:val="40"/>
+                <w:szCs w:val="40"/>
+                <w:lang w:val="en-IN" w:eastAsia="en-IN" w:bidi="ml-IN"/>
+              </w:rPr>
+              <w:t>õx</w:t>
+            </w:r>
+            <w:r>
+              <w:rPr>
+                <w:rFonts w:ascii="BRH Malayalam Extra" w:eastAsia="Times New Roman" w:hAnsi="BRH Malayalam Extra" w:cs="BRH Malayalam Extra"/>
+                <w:sz w:val="32"/>
+                <w:szCs w:val="40"/>
+                <w:lang w:val="en-IN" w:eastAsia="en-IN" w:bidi="ml-IN"/>
+              </w:rPr>
+              <w:t>–</w:t>
+            </w:r>
+            <w:r>
+              <w:rPr>
+                <w:rFonts w:ascii="BRH Malayalam Extra" w:eastAsia="Times New Roman" w:hAnsi="BRH Malayalam Extra" w:cs="BRH Malayalam Extra"/>
+                <w:sz w:val="40"/>
+                <w:szCs w:val="40"/>
+                <w:lang w:val="en-IN" w:eastAsia="en-IN" w:bidi="ml-IN"/>
+              </w:rPr>
+              <w:t xml:space="preserve"> CZõhy—¤¤</w:t>
+            </w:r>
+            <w:r>
+              <w:rPr>
+                <w:rFonts w:ascii="BRH Malayalam Extra" w:eastAsia="Times New Roman" w:hAnsi="BRH Malayalam Extra" w:cs="BRH Malayalam Extra"/>
+                <w:sz w:val="40"/>
+                <w:szCs w:val="40"/>
+                <w:highlight w:val="green"/>
+                <w:lang w:val="en-IN" w:eastAsia="en-IN" w:bidi="ml-IN"/>
+              </w:rPr>
+              <w:t>À</w:t>
+            </w:r>
+            <w:r>
+              <w:rPr>
+                <w:rFonts w:ascii="BRH Malayalam Extra" w:eastAsia="Times New Roman" w:hAnsi="BRH Malayalam Extra" w:cs="BRH Malayalam Extra"/>
+                <w:sz w:val="40"/>
+                <w:szCs w:val="40"/>
+                <w:lang w:val="en-IN" w:eastAsia="en-IN" w:bidi="ml-IN"/>
+              </w:rPr>
+              <w:t>õ ||</w:t>
+            </w:r>
+          </w:p>
+        </w:tc>
+      </w:tr>
+      <w:tr>
+        <w:trPr>
+          <w:gridBefore w:val="1"/>
+          <w:wBefore w:w="29" w:type="dxa"/>
+          <w:trHeight w:val="1361"/>
+        </w:trPr>
+        <w:tc>
+          <w:tcPr>
+            <w:tcW w:w="3970" w:type="dxa"/>
+          </w:tcPr>
+          <w:p>
+            <w:pPr>
+              <w:widowControl w:val="0"/>
+              <w:tabs>
+                <w:tab w:val="left" w:pos="993"/>
+              </w:tabs>
+              <w:autoSpaceDE w:val="0"/>
+              <w:autoSpaceDN w:val="0"/>
+              <w:adjustRightInd w:val="0"/>
+              <w:spacing w:before="0" w:line="240" w:lineRule="auto"/>
+              <w:ind w:right="297"/>
+              <w:rPr>
+                <w:rFonts w:cs="Arial"/>
+                <w:b/>
+                <w:sz w:val="28"/>
+                <w:szCs w:val="32"/>
+              </w:rPr>
+            </w:pPr>
+            <w:r>
+              <w:rPr>
+                <w:rFonts w:cs="Arial"/>
+                <w:b/>
+                <w:sz w:val="28"/>
+                <w:szCs w:val="32"/>
+              </w:rPr>
+              <w:t>T.S.4.1.8.4 – Kramam</w:t>
+            </w:r>
+          </w:p>
+          <w:p>
+            <w:pPr>
+              <w:widowControl w:val="0"/>
+              <w:tabs>
+                <w:tab w:val="left" w:pos="993"/>
+              </w:tabs>
+              <w:autoSpaceDE w:val="0"/>
+              <w:autoSpaceDN w:val="0"/>
+              <w:adjustRightInd w:val="0"/>
+              <w:spacing w:before="0" w:line="240" w:lineRule="auto"/>
+              <w:ind w:right="297"/>
+              <w:rPr>
+                <w:rFonts w:cs="Arial"/>
+                <w:b/>
+                <w:sz w:val="28"/>
+                <w:szCs w:val="32"/>
+                <w:lang w:val="en-IN"/>
+              </w:rPr>
+            </w:pPr>
+            <w:r>
+              <w:rPr>
+                <w:rFonts w:cs="Arial"/>
+                <w:b/>
+                <w:sz w:val="28"/>
+                <w:szCs w:val="32"/>
+                <w:lang w:val="en-IN"/>
+              </w:rPr>
+              <w:t>Krama Vaakyam No. - 6</w:t>
+            </w:r>
+          </w:p>
+          <w:p>
+            <w:pPr>
+              <w:widowControl w:val="0"/>
+              <w:autoSpaceDE w:val="0"/>
+              <w:autoSpaceDN w:val="0"/>
+              <w:adjustRightInd w:val="0"/>
+              <w:spacing w:before="0" w:line="240" w:lineRule="auto"/>
               <w:rPr>
                 <w:rFonts w:eastAsia="Times New Roman" w:cs="Arial"/>
                 <w:b/>
@@ -216,69 +1080,35 @@
                 <w:szCs w:val="28"/>
                 <w:lang w:eastAsia="en-IN" w:bidi="ml-IN"/>
               </w:rPr>
-              <w:t>TS 4.1.9.2 -</w:t>
-            </w:r>
-            <w:r>
-              <w:rPr>
-                <w:rFonts w:cs="Latha"/>
-                <w:b/>
-                <w:sz w:val="28"/>
-                <w:szCs w:val="28"/>
-                <w:lang w:bidi="ta-IN"/>
-              </w:rPr>
-              <w:t xml:space="preserve"> Vaakyam</w:t>
-            </w:r>
-          </w:p>
-          <w:p>
-            <w:pPr>
-              <w:widowControl w:val="0"/>
-              <w:autoSpaceDE w:val="0"/>
-              <w:autoSpaceDN w:val="0"/>
-              <w:adjustRightInd w:val="0"/>
-              <w:spacing w:before="0" w:line="264" w:lineRule="auto"/>
-              <w:rPr>
-                <w:rFonts w:cs="Latha"/>
-                <w:b/>
-                <w:sz w:val="28"/>
-                <w:szCs w:val="28"/>
-                <w:lang w:bidi="ta-IN"/>
-              </w:rPr>
-            </w:pPr>
-            <w:r>
-              <w:rPr>
-                <w:rFonts w:cs="Latha"/>
-                <w:b/>
-                <w:sz w:val="28"/>
-                <w:szCs w:val="28"/>
-                <w:lang w:bidi="ta-IN"/>
-              </w:rPr>
-              <w:t>Statement No. – 6</w:t>
-            </w:r>
-          </w:p>
-          <w:p>
-            <w:pPr>
-              <w:widowControl w:val="0"/>
-              <w:autoSpaceDE w:val="0"/>
-              <w:autoSpaceDN w:val="0"/>
-              <w:adjustRightInd w:val="0"/>
-              <w:spacing w:before="0" w:line="264" w:lineRule="auto"/>
-              <w:rPr>
-                <w:rFonts w:eastAsia="Times New Roman" w:cs="Arial"/>
-                <w:b/>
-                <w:sz w:val="28"/>
-                <w:szCs w:val="28"/>
-                <w:lang w:eastAsia="en-IN" w:bidi="ml-IN"/>
-              </w:rPr>
-            </w:pPr>
-            <w:r>
-              <w:rPr>
-                <w:rFonts w:cs="Latha"/>
-                <w:b/>
-                <w:sz w:val="28"/>
-                <w:szCs w:val="28"/>
-                <w:lang w:bidi="ta-IN"/>
-              </w:rPr>
-              <w:t>Panchaati No. - 36</w:t>
+            </w:pPr>
+            <w:r>
+              <w:rPr>
+                <w:rFonts w:cs="Arial"/>
+                <w:b/>
+                <w:sz w:val="28"/>
+                <w:szCs w:val="32"/>
+                <w:lang w:val="it-IT"/>
+              </w:rPr>
+              <w:t>Panchaati No</w:t>
+            </w:r>
+            <w:r>
+              <w:rPr>
+                <w:rFonts w:cs="Arial"/>
+                <w:b/>
+                <w:szCs w:val="32"/>
+                <w:lang w:val="it-IT"/>
+              </w:rPr>
+              <w:t xml:space="preserve">. - </w:t>
+            </w:r>
+            <w:r>
+              <w:rPr>
+                <w:rFonts w:cs="Arial"/>
+                <w:b/>
+                <w:sz w:val="28"/>
+                <w:szCs w:val="32"/>
+                <w:lang w:val="it-IT"/>
+              </w:rPr>
+              <w:t>32</w:t>
             </w:r>
           </w:p>
         </w:tc>
@@ -294,49 +1124,115 @@
               <w:adjustRightInd w:val="0"/>
               <w:spacing w:before="0" w:line="240" w:lineRule="auto"/>
               <w:rPr>
-                <w:rFonts w:ascii="BRH Malayalam Extra" w:hAnsi="BRH Malayalam Extra" w:cs="BRH Malayalam Extra"/>
-                <w:sz w:val="40"/>
-                <w:szCs w:val="40"/>
-              </w:rPr>
-            </w:pPr>
-            <w:r>
+                <w:rFonts w:ascii="BRH Malayalam Extra" w:eastAsia="Times New Roman" w:hAnsi="BRH Malayalam Extra" w:cs="BRH Malayalam Extra"/>
+                <w:sz w:val="40"/>
+                <w:szCs w:val="40"/>
+                <w:lang w:val="en-IN" w:eastAsia="en-IN" w:bidi="ml-IN"/>
+              </w:rPr>
+            </w:pPr>
+            <w:r>
+              <w:rPr>
+                <w:rFonts w:ascii="BRH Malayalam Extra" w:eastAsia="Times New Roman" w:hAnsi="BRH Malayalam Extra" w:cs="BRH Malayalam Extra"/>
+                <w:sz w:val="40"/>
+                <w:szCs w:val="40"/>
+                <w:lang w:val="en-IN" w:eastAsia="en-IN" w:bidi="ml-IN"/>
+              </w:rPr>
+              <w:t>t</w:t>
+            </w:r>
+            <w:r>
+              <w:rPr>
+                <w:rFonts w:ascii="BRH Malayalam Extra" w:eastAsia="Times New Roman" w:hAnsi="BRH Malayalam Extra" w:cs="BRH Malayalam Extra"/>
+                <w:sz w:val="32"/>
+                <w:szCs w:val="40"/>
+                <w:lang w:val="en-IN" w:eastAsia="en-IN" w:bidi="ml-IN"/>
+              </w:rPr>
+              <w:t>–</w:t>
+            </w:r>
+            <w:r>
+              <w:rPr>
+                <w:rFonts w:ascii="BRH Malayalam Extra" w:eastAsia="Times New Roman" w:hAnsi="BRH Malayalam Extra" w:cs="BRH Malayalam Extra"/>
+                <w:sz w:val="40"/>
+                <w:szCs w:val="40"/>
+                <w:lang w:val="en-IN" w:eastAsia="en-IN" w:bidi="ml-IN"/>
+              </w:rPr>
+              <w:t xml:space="preserve">pyrx— py¥ci | </w:t>
+            </w:r>
+          </w:p>
+          <w:p>
+            <w:pPr>
+              <w:widowControl w:val="0"/>
+              <w:autoSpaceDE w:val="0"/>
+              <w:autoSpaceDN w:val="0"/>
+              <w:adjustRightInd w:val="0"/>
+              <w:spacing w:before="0" w:line="240" w:lineRule="auto"/>
               <w:rPr>
                 <w:rFonts w:ascii="BRH Malayalam Extra" w:hAnsi="BRH Malayalam Extra" w:cs="BRH Malayalam Extra"/>
                 <w:sz w:val="40"/>
                 <w:szCs w:val="40"/>
                 <w:highlight w:val="yellow"/>
-              </w:rPr>
-              <w:t>öb§k</w:t>
-            </w:r>
-            <w:r>
-              <w:rPr>
-                <w:rFonts w:ascii="BRH Malayalam Extra" w:hAnsi="BRH Malayalam Extra" w:cs="BRH Malayalam Extra"/>
-                <w:sz w:val="40"/>
-                <w:szCs w:val="40"/>
-              </w:rPr>
-              <w:t>p—ËJ s</w:t>
-            </w:r>
-            <w:r>
-              <w:rPr>
-                <w:rFonts w:ascii="BRH Malayalam Extra" w:hAnsi="BRH Malayalam Extra" w:cs="BRH Malayalam Extra"/>
-                <w:sz w:val="34"/>
-                <w:szCs w:val="40"/>
-              </w:rPr>
-              <w:t>–</w:t>
-            </w:r>
-            <w:r>
-              <w:rPr>
-                <w:rFonts w:ascii="BRH Malayalam Extra" w:hAnsi="BRH Malayalam Extra" w:cs="BRH Malayalam Extra"/>
-                <w:sz w:val="40"/>
-                <w:szCs w:val="40"/>
-              </w:rPr>
-              <w:t>ªeykx—s¡ZyJ</w:t>
+                <w:lang w:val="en-IN"/>
+              </w:rPr>
+            </w:pPr>
+            <w:r>
+              <w:rPr>
+                <w:rFonts w:ascii="BRH Malayalam Extra" w:eastAsia="Times New Roman" w:hAnsi="BRH Malayalam Extra" w:cs="BRH Malayalam Extra"/>
+                <w:sz w:val="40"/>
+                <w:szCs w:val="40"/>
+                <w:lang w:val="en-IN" w:eastAsia="en-IN" w:bidi="ml-IN"/>
+              </w:rPr>
+              <w:t>py</w:t>
+            </w:r>
+            <w:r>
+              <w:rPr>
+                <w:rFonts w:ascii="BRH Malayalam Extra" w:eastAsia="Times New Roman" w:hAnsi="BRH Malayalam Extra" w:cs="BRH Malayalam Extra"/>
+                <w:sz w:val="32"/>
+                <w:szCs w:val="40"/>
+                <w:lang w:val="en-IN" w:eastAsia="en-IN" w:bidi="ml-IN"/>
+              </w:rPr>
+              <w:t>–</w:t>
+            </w:r>
+            <w:r>
+              <w:rPr>
+                <w:rFonts w:ascii="BRH Malayalam Extra" w:eastAsia="Times New Roman" w:hAnsi="BRH Malayalam Extra" w:cs="BRH Malayalam Extra"/>
+                <w:sz w:val="40"/>
+                <w:szCs w:val="40"/>
+                <w:lang w:val="en-IN" w:eastAsia="en-IN" w:bidi="ml-IN"/>
+              </w:rPr>
+              <w:t>¥c</w:t>
+            </w:r>
+            <w:r>
+              <w:rPr>
+                <w:rFonts w:ascii="BRH Malayalam Extra" w:eastAsia="Times New Roman" w:hAnsi="BRH Malayalam Extra" w:cs="BRH Malayalam Extra"/>
+                <w:sz w:val="32"/>
+                <w:szCs w:val="40"/>
+                <w:lang w:val="en-IN" w:eastAsia="en-IN" w:bidi="ml-IN"/>
+              </w:rPr>
+              <w:t>–</w:t>
+            </w:r>
+            <w:r>
+              <w:rPr>
+                <w:rFonts w:ascii="BRH Malayalam Extra" w:eastAsia="Times New Roman" w:hAnsi="BRH Malayalam Extra" w:cs="BRH Malayalam Extra"/>
+                <w:sz w:val="40"/>
+                <w:szCs w:val="40"/>
+                <w:highlight w:val="yellow"/>
+                <w:lang w:val="en-IN" w:eastAsia="en-IN" w:bidi="ml-IN"/>
+              </w:rPr>
+              <w:t>i</w:t>
+            </w:r>
+            <w:r>
+              <w:rPr>
+                <w:rFonts w:ascii="BRH Malayalam Extra" w:eastAsia="Times New Roman" w:hAnsi="BRH Malayalam Extra" w:cs="BRH Malayalam Extra"/>
+                <w:sz w:val="40"/>
+                <w:szCs w:val="40"/>
+                <w:lang w:val="en-IN" w:eastAsia="en-IN" w:bidi="ml-IN"/>
+              </w:rPr>
+              <w:t xml:space="preserve">Zy— py¥ci || </w:t>
             </w:r>
           </w:p>
         </w:tc>
         <w:tc>
           <w:tcPr>
-            <w:tcW w:w="5220" w:type="dxa"/>
+            <w:tcW w:w="5386" w:type="dxa"/>
           </w:tcPr>
           <w:p>
             <w:pPr>
@@ -346,62 +1242,122 @@
               <w:adjustRightInd w:val="0"/>
               <w:spacing w:before="0" w:line="240" w:lineRule="auto"/>
               <w:rPr>
-                <w:rFonts w:ascii="BRH Malayalam Extra" w:hAnsi="BRH Malayalam Extra" w:cs="BRH Malayalam Extra"/>
-                <w:sz w:val="40"/>
-                <w:szCs w:val="40"/>
-              </w:rPr>
-            </w:pPr>
-            <w:r>
+                <w:rFonts w:ascii="BRH Malayalam Extra" w:eastAsia="Times New Roman" w:hAnsi="BRH Malayalam Extra" w:cs="BRH Malayalam Extra"/>
+                <w:sz w:val="40"/>
+                <w:szCs w:val="40"/>
+                <w:lang w:val="en-IN" w:eastAsia="en-IN" w:bidi="ml-IN"/>
+              </w:rPr>
+            </w:pPr>
+            <w:r>
+              <w:rPr>
+                <w:rFonts w:ascii="BRH Malayalam Extra" w:eastAsia="Times New Roman" w:hAnsi="BRH Malayalam Extra" w:cs="BRH Malayalam Extra"/>
+                <w:sz w:val="40"/>
+                <w:szCs w:val="40"/>
+                <w:lang w:val="en-IN" w:eastAsia="en-IN" w:bidi="ml-IN"/>
+              </w:rPr>
+              <w:t>t</w:t>
+            </w:r>
+            <w:r>
+              <w:rPr>
+                <w:rFonts w:ascii="BRH Malayalam Extra" w:eastAsia="Times New Roman" w:hAnsi="BRH Malayalam Extra" w:cs="BRH Malayalam Extra"/>
+                <w:sz w:val="32"/>
+                <w:szCs w:val="40"/>
+                <w:lang w:val="en-IN" w:eastAsia="en-IN" w:bidi="ml-IN"/>
+              </w:rPr>
+              <w:t>–</w:t>
+            </w:r>
+            <w:r>
+              <w:rPr>
+                <w:rFonts w:ascii="BRH Malayalam Extra" w:eastAsia="Times New Roman" w:hAnsi="BRH Malayalam Extra" w:cs="BRH Malayalam Extra"/>
+                <w:sz w:val="40"/>
+                <w:szCs w:val="40"/>
+                <w:lang w:val="en-IN" w:eastAsia="en-IN" w:bidi="ml-IN"/>
+              </w:rPr>
+              <w:t xml:space="preserve">pyrx— py¥ci | </w:t>
+            </w:r>
+          </w:p>
+          <w:p>
+            <w:pPr>
+              <w:widowControl w:val="0"/>
+              <w:autoSpaceDE w:val="0"/>
+              <w:autoSpaceDN w:val="0"/>
+              <w:adjustRightInd w:val="0"/>
+              <w:spacing w:before="0" w:line="240" w:lineRule="auto"/>
               <w:rPr>
                 <w:rFonts w:ascii="BRH Malayalam Extra" w:hAnsi="BRH Malayalam Extra" w:cs="BRH Malayalam Extra"/>
                 <w:sz w:val="40"/>
                 <w:szCs w:val="40"/>
                 <w:highlight w:val="green"/>
-              </w:rPr>
-              <w:t>b§ª</w:t>
-            </w:r>
-            <w:r>
-              <w:rPr>
-                <w:rFonts w:ascii="BRH Malayalam Extra" w:hAnsi="BRH Malayalam Extra" w:cs="BRH Malayalam Extra"/>
-                <w:sz w:val="40"/>
-                <w:szCs w:val="40"/>
-              </w:rPr>
-              <w:t xml:space="preserve">p—ËJ </w:t>
-            </w:r>
-            <w:r>
-              <w:rPr>
-                <w:rFonts w:ascii="BRH Malayalam Extra" w:hAnsi="BRH Malayalam Extra" w:cs="BRH Malayalam Extra"/>
-                <w:sz w:val="40"/>
-                <w:szCs w:val="40"/>
-              </w:rPr>
-              <w:t>s</w:t>
-            </w:r>
-            <w:r>
-              <w:rPr>
-                <w:rFonts w:ascii="BRH Malayalam Extra" w:hAnsi="BRH Malayalam Extra" w:cs="BRH Malayalam Extra"/>
-                <w:sz w:val="34"/>
-                <w:szCs w:val="40"/>
-              </w:rPr>
-              <w:t>–</w:t>
-            </w:r>
-            <w:r>
-              <w:rPr>
-                <w:rFonts w:ascii="BRH Malayalam Extra" w:hAnsi="BRH Malayalam Extra" w:cs="BRH Malayalam Extra"/>
-                <w:sz w:val="40"/>
-                <w:szCs w:val="40"/>
-              </w:rPr>
-              <w:t>ªeykx—s¡ZyJ</w:t>
+                <w:lang w:val="en-IN"/>
+              </w:rPr>
+            </w:pPr>
+            <w:r>
+              <w:rPr>
+                <w:rFonts w:ascii="BRH Malayalam Extra" w:eastAsia="Times New Roman" w:hAnsi="BRH Malayalam Extra" w:cs="BRH Malayalam Extra"/>
+                <w:sz w:val="40"/>
+                <w:szCs w:val="40"/>
+                <w:lang w:val="en-IN" w:eastAsia="en-IN" w:bidi="ml-IN"/>
+              </w:rPr>
+              <w:t>py</w:t>
+            </w:r>
+            <w:r>
+              <w:rPr>
+                <w:rFonts w:ascii="BRH Malayalam Extra" w:eastAsia="Times New Roman" w:hAnsi="BRH Malayalam Extra" w:cs="BRH Malayalam Extra"/>
+                <w:sz w:val="32"/>
+                <w:szCs w:val="40"/>
+                <w:lang w:val="en-IN" w:eastAsia="en-IN" w:bidi="ml-IN"/>
+              </w:rPr>
+              <w:t>–</w:t>
+            </w:r>
+            <w:r>
+              <w:rPr>
+                <w:rFonts w:ascii="BRH Malayalam Extra" w:eastAsia="Times New Roman" w:hAnsi="BRH Malayalam Extra" w:cs="BRH Malayalam Extra"/>
+                <w:sz w:val="40"/>
+                <w:szCs w:val="40"/>
+                <w:lang w:val="en-IN" w:eastAsia="en-IN" w:bidi="ml-IN"/>
+              </w:rPr>
+              <w:t>¥c</w:t>
+            </w:r>
+            <w:r>
+              <w:rPr>
+                <w:rFonts w:ascii="BRH Malayalam Extra" w:eastAsia="Times New Roman" w:hAnsi="BRH Malayalam Extra" w:cs="BRH Malayalam Extra"/>
+                <w:sz w:val="32"/>
+                <w:szCs w:val="40"/>
+                <w:lang w:val="en-IN" w:eastAsia="en-IN" w:bidi="ml-IN"/>
+              </w:rPr>
+              <w:t>–</w:t>
+            </w:r>
+            <w:r>
+              <w:rPr>
+                <w:rFonts w:ascii="BRH Malayalam Extra" w:eastAsia="Times New Roman" w:hAnsi="BRH Malayalam Extra" w:cs="BRH Malayalam Extra"/>
+                <w:sz w:val="40"/>
+                <w:szCs w:val="40"/>
+                <w:highlight w:val="green"/>
+                <w:lang w:val="en-IN" w:eastAsia="en-IN" w:bidi="ml-IN"/>
+              </w:rPr>
+              <w:t>¥</w:t>
+            </w:r>
+            <w:r>
+              <w:rPr>
+                <w:rFonts w:ascii="BRH Malayalam Extra" w:eastAsia="Times New Roman" w:hAnsi="BRH Malayalam Extra" w:cs="BRH Malayalam Extra"/>
+                <w:sz w:val="40"/>
+                <w:szCs w:val="40"/>
+                <w:lang w:val="en-IN" w:eastAsia="en-IN" w:bidi="ml-IN"/>
+              </w:rPr>
+              <w:t xml:space="preserve">iZy— py¥ci || </w:t>
             </w:r>
           </w:p>
         </w:tc>
       </w:tr>
       <w:tr>
         <w:trPr>
+          <w:gridBefore w:val="1"/>
+          <w:wBefore w:w="29" w:type="dxa"/>
           <w:trHeight w:val="1105"/>
         </w:trPr>
         <w:tc>
           <w:tcPr>
-            <w:tcW w:w="3374" w:type="dxa"/>
+            <w:tcW w:w="3970" w:type="dxa"/>
           </w:tcPr>
           <w:p>
             <w:pPr>
@@ -426,7 +1382,7 @@
                 <w:szCs w:val="28"/>
                 <w:lang w:eastAsia="en-IN" w:bidi="ml-IN"/>
               </w:rPr>
-              <w:t>TS 4.1.11.4 -</w:t>
+              <w:t>TS 4.1.9.2 -</w:t>
             </w:r>
             <w:r>
               <w:rPr>
@@ -462,7 +1418,7 @@
                 <w:szCs w:val="28"/>
                 <w:lang w:bidi="ta-IN"/>
               </w:rPr>
-              <w:t>Statement No. – 4</w:t>
+              <w:t>Statement No. – 6</w:t>
             </w:r>
           </w:p>
           <w:p>
@@ -488,7 +1444,7 @@
                 <w:szCs w:val="28"/>
                 <w:lang w:bidi="ta-IN"/>
               </w:rPr>
-              <w:t>Panchaati No. - 46</w:t>
+              <w:t>Panchaati No. - 36</w:t>
             </w:r>
           </w:p>
         </w:tc>
@@ -507,87 +1463,291 @@
                 <w:rFonts w:ascii="BRH Malayalam Extra" w:hAnsi="BRH Malayalam Extra" w:cs="BRH Malayalam Extra"/>
                 <w:sz w:val="40"/>
                 <w:szCs w:val="40"/>
-                <w:lang w:val="it-IT"/>
-              </w:rPr>
-            </w:pPr>
-            <w:r>
-              <w:rPr>
-                <w:rFonts w:ascii="BRH Malayalam Extra" w:hAnsi="BRH Malayalam Extra" w:cs="BRH Malayalam Extra"/>
-                <w:sz w:val="40"/>
-                <w:szCs w:val="40"/>
-                <w:lang w:val="it-IT"/>
-              </w:rPr>
-              <w:t>j</w:t>
-            </w:r>
-            <w:r>
-              <w:rPr>
-                <w:rFonts w:ascii="BRH Malayalam Extra" w:hAnsi="BRH Malayalam Extra" w:cs="BRH Malayalam Extra"/>
-                <w:sz w:val="34"/>
-                <w:szCs w:val="40"/>
-                <w:lang w:val="it-IT"/>
-              </w:rPr>
-              <w:t>–</w:t>
-            </w:r>
-            <w:r>
-              <w:rPr>
-                <w:rFonts w:ascii="BRH Malayalam Extra" w:hAnsi="BRH Malayalam Extra" w:cs="BRH Malayalam Extra"/>
-                <w:sz w:val="40"/>
-                <w:szCs w:val="40"/>
-                <w:lang w:val="it-IT"/>
-              </w:rPr>
-              <w:t>¹I ¥b</w:t>
-            </w:r>
-            <w:r>
-              <w:rPr>
-                <w:rFonts w:ascii="BRH Malayalam Extra" w:hAnsi="BRH Malayalam Extra" w:cs="BRH Malayalam Extra"/>
-                <w:sz w:val="34"/>
-                <w:szCs w:val="40"/>
-                <w:lang w:val="it-IT"/>
-              </w:rPr>
-              <w:t>–</w:t>
-            </w:r>
-            <w:r>
-              <w:rPr>
-                <w:rFonts w:ascii="BRH Malayalam Extra" w:hAnsi="BRH Malayalam Extra" w:cs="BRH Malayalam Extra"/>
-                <w:sz w:val="40"/>
-                <w:szCs w:val="40"/>
-                <w:lang w:val="it-IT"/>
-              </w:rPr>
-              <w:t>¥p</w:t>
-            </w:r>
+              </w:rPr>
+            </w:pPr>
             <w:r>
               <w:rPr>
                 <w:rFonts w:ascii="BRH Malayalam Extra" w:hAnsi="BRH Malayalam Extra" w:cs="BRH Malayalam Extra"/>
                 <w:sz w:val="40"/>
                 <w:szCs w:val="40"/>
                 <w:highlight w:val="yellow"/>
-                <w:lang w:val="it-IT"/>
-              </w:rPr>
-              <w:t>r¡</w:t>
-            </w:r>
-            <w:r>
-              <w:rPr>
-                <w:rFonts w:ascii="BRH Malayalam Extra" w:hAnsi="BRH Malayalam Extra" w:cs="BRH Malayalam Extra"/>
-                <w:sz w:val="34"/>
-                <w:szCs w:val="40"/>
-                <w:lang w:val="it-IT"/>
-              </w:rPr>
-              <w:t>–</w:t>
-            </w:r>
-            <w:r>
-              <w:rPr>
-                <w:rFonts w:ascii="BRH Malayalam Extra" w:hAnsi="BRH Malayalam Extra" w:cs="BRH Malayalam Extra"/>
-                <w:sz w:val="40"/>
-                <w:szCs w:val="40"/>
-                <w:lang w:val="it-IT"/>
-              </w:rPr>
-              <w:t xml:space="preserve"> jPâZxI</w:t>
+              </w:rPr>
+              <w:t>öb§k</w:t>
+            </w:r>
+            <w:r>
+              <w:rPr>
+                <w:rFonts w:ascii="BRH Malayalam Extra" w:hAnsi="BRH Malayalam Extra" w:cs="BRH Malayalam Extra"/>
+                <w:sz w:val="40"/>
+                <w:szCs w:val="40"/>
+              </w:rPr>
+              <w:t>p—ËJ s</w:t>
+            </w:r>
+            <w:r>
+              <w:rPr>
+                <w:rFonts w:ascii="BRH Malayalam Extra" w:hAnsi="BRH Malayalam Extra" w:cs="BRH Malayalam Extra"/>
+                <w:sz w:val="34"/>
+                <w:szCs w:val="40"/>
+              </w:rPr>
+              <w:t>–</w:t>
+            </w:r>
+            <w:r>
+              <w:rPr>
+                <w:rFonts w:ascii="BRH Malayalam Extra" w:hAnsi="BRH Malayalam Extra" w:cs="BRH Malayalam Extra"/>
+                <w:sz w:val="40"/>
+                <w:szCs w:val="40"/>
+              </w:rPr>
+              <w:t>ªeykx—s¡ZyJ</w:t>
             </w:r>
           </w:p>
         </w:tc>
         <w:tc>
           <w:tcPr>
-            <w:tcW w:w="5220" w:type="dxa"/>
+            <w:tcW w:w="5386" w:type="dxa"/>
+          </w:tcPr>
+          <w:p>
+            <w:pPr>
+              <w:widowControl w:val="0"/>
+              <w:autoSpaceDE w:val="0"/>
+              <w:autoSpaceDN w:val="0"/>
+              <w:adjustRightInd w:val="0"/>
+              <w:spacing w:before="0" w:line="240" w:lineRule="auto"/>
+              <w:rPr>
+                <w:rFonts w:ascii="BRH Malayalam Extra" w:hAnsi="BRH Malayalam Extra" w:cs="BRH Malayalam Extra"/>
+                <w:sz w:val="40"/>
+                <w:szCs w:val="40"/>
+              </w:rPr>
+            </w:pPr>
+            <w:r>
+              <w:rPr>
+                <w:rFonts w:ascii="BRH Malayalam Extra" w:hAnsi="BRH Malayalam Extra" w:cs="BRH Malayalam Extra"/>
+                <w:sz w:val="40"/>
+                <w:szCs w:val="40"/>
+                <w:highlight w:val="green"/>
+              </w:rPr>
+              <w:t>b§ª</w:t>
+            </w:r>
+            <w:r>
+              <w:rPr>
+                <w:rFonts w:ascii="BRH Malayalam Extra" w:hAnsi="BRH Malayalam Extra" w:cs="BRH Malayalam Extra"/>
+                <w:sz w:val="40"/>
+                <w:szCs w:val="40"/>
+              </w:rPr>
+              <w:t>p—ËJ s</w:t>
+            </w:r>
+            <w:r>
+              <w:rPr>
+                <w:rFonts w:ascii="BRH Malayalam Extra" w:hAnsi="BRH Malayalam Extra" w:cs="BRH Malayalam Extra"/>
+                <w:sz w:val="34"/>
+                <w:szCs w:val="40"/>
+              </w:rPr>
+              <w:t>–</w:t>
+            </w:r>
+            <w:r>
+              <w:rPr>
+                <w:rFonts w:ascii="BRH Malayalam Extra" w:hAnsi="BRH Malayalam Extra" w:cs="BRH Malayalam Extra"/>
+                <w:sz w:val="40"/>
+                <w:szCs w:val="40"/>
+              </w:rPr>
+              <w:t>ªeykx—s¡ZyJ</w:t>
+            </w:r>
+          </w:p>
+        </w:tc>
+      </w:tr>
+      <w:tr>
+        <w:trPr>
+          <w:gridBefore w:val="1"/>
+          <w:wBefore w:w="29" w:type="dxa"/>
+          <w:trHeight w:val="1105"/>
+        </w:trPr>
+        <w:tc>
+          <w:tcPr>
+            <w:tcW w:w="3970" w:type="dxa"/>
+          </w:tcPr>
+          <w:p>
+            <w:pPr>
+              <w:widowControl w:val="0"/>
+              <w:autoSpaceDE w:val="0"/>
+              <w:autoSpaceDN w:val="0"/>
+              <w:adjustRightInd w:val="0"/>
+              <w:spacing w:before="0" w:line="264" w:lineRule="auto"/>
+              <w:rPr>
+                <w:rFonts w:cs="Latha"/>
+                <w:b/>
+                <w:sz w:val="28"/>
+                <w:szCs w:val="28"/>
+                <w:lang w:bidi="ta-IN"/>
+              </w:rPr>
+            </w:pPr>
+            <w:r>
+              <w:rPr>
+                <w:rFonts w:eastAsia="Times New Roman" w:cs="Arial"/>
+                <w:b/>
+                <w:sz w:val="28"/>
+                <w:szCs w:val="28"/>
+                <w:lang w:eastAsia="en-IN" w:bidi="ml-IN"/>
+              </w:rPr>
+              <w:t>TS 4.1.11.4 -</w:t>
+            </w:r>
+            <w:r>
+              <w:rPr>
+                <w:rFonts w:cs="Latha"/>
+                <w:b/>
+                <w:sz w:val="28"/>
+                <w:szCs w:val="28"/>
+                <w:lang w:bidi="ta-IN"/>
+              </w:rPr>
+              <w:t xml:space="preserve"> Vaakyam</w:t>
+            </w:r>
+          </w:p>
+          <w:p>
+            <w:pPr>
+              <w:widowControl w:val="0"/>
+              <w:autoSpaceDE w:val="0"/>
+              <w:autoSpaceDN w:val="0"/>
+              <w:adjustRightInd w:val="0"/>
+              <w:spacing w:before="0" w:line="264" w:lineRule="auto"/>
+              <w:rPr>
+                <w:rFonts w:cs="Latha"/>
+                <w:b/>
+                <w:sz w:val="28"/>
+                <w:szCs w:val="28"/>
+                <w:lang w:bidi="ta-IN"/>
+              </w:rPr>
+            </w:pPr>
+            <w:r>
+              <w:rPr>
+                <w:rFonts w:cs="Latha"/>
+                <w:b/>
+                <w:sz w:val="28"/>
+                <w:szCs w:val="28"/>
+                <w:lang w:bidi="ta-IN"/>
+              </w:rPr>
+              <w:t>Statement No. – 4</w:t>
+            </w:r>
+          </w:p>
+          <w:p>
+            <w:pPr>
+              <w:widowControl w:val="0"/>
+              <w:autoSpaceDE w:val="0"/>
+              <w:autoSpaceDN w:val="0"/>
+              <w:adjustRightInd w:val="0"/>
+              <w:spacing w:before="0" w:line="264" w:lineRule="auto"/>
+              <w:rPr>
+                <w:rFonts w:eastAsia="Times New Roman" w:cs="Arial"/>
+                <w:b/>
+                <w:sz w:val="28"/>
+                <w:szCs w:val="28"/>
+                <w:lang w:eastAsia="en-IN" w:bidi="ml-IN"/>
+              </w:rPr>
+            </w:pPr>
+            <w:r>
+              <w:rPr>
+                <w:rFonts w:cs="Latha"/>
+                <w:b/>
+                <w:sz w:val="28"/>
+                <w:szCs w:val="28"/>
+                <w:lang w:bidi="ta-IN"/>
+              </w:rPr>
+              <w:t>Panchaati No. - 46</w:t>
+            </w:r>
+          </w:p>
+        </w:tc>
+        <w:tc>
+          <w:tcPr>
+            <w:tcW w:w="5103" w:type="dxa"/>
+          </w:tcPr>
+          <w:p>
+            <w:pPr>
+              <w:widowControl w:val="0"/>
+              <w:autoSpaceDE w:val="0"/>
+              <w:autoSpaceDN w:val="0"/>
+              <w:adjustRightInd w:val="0"/>
+              <w:spacing w:before="0" w:line="240" w:lineRule="auto"/>
+              <w:rPr>
+                <w:rFonts w:ascii="BRH Malayalam Extra" w:hAnsi="BRH Malayalam Extra" w:cs="BRH Malayalam Extra"/>
+                <w:sz w:val="40"/>
+                <w:szCs w:val="40"/>
+                <w:lang w:val="it-IT"/>
+              </w:rPr>
+            </w:pPr>
+            <w:r>
+              <w:rPr>
+                <w:rFonts w:ascii="BRH Malayalam Extra" w:hAnsi="BRH Malayalam Extra" w:cs="BRH Malayalam Extra"/>
+                <w:sz w:val="40"/>
+                <w:szCs w:val="40"/>
+                <w:lang w:val="it-IT"/>
+              </w:rPr>
+              <w:t>j</w:t>
+            </w:r>
+            <w:r>
+              <w:rPr>
+                <w:rFonts w:ascii="BRH Malayalam Extra" w:hAnsi="BRH Malayalam Extra" w:cs="BRH Malayalam Extra"/>
+                <w:sz w:val="34"/>
+                <w:szCs w:val="40"/>
+                <w:lang w:val="it-IT"/>
+              </w:rPr>
+              <w:t>–</w:t>
+            </w:r>
+            <w:r>
+              <w:rPr>
+                <w:rFonts w:ascii="BRH Malayalam Extra" w:hAnsi="BRH Malayalam Extra" w:cs="BRH Malayalam Extra"/>
+                <w:sz w:val="40"/>
+                <w:szCs w:val="40"/>
+                <w:lang w:val="it-IT"/>
+              </w:rPr>
+              <w:t>¹I ¥b</w:t>
+            </w:r>
+            <w:r>
+              <w:rPr>
+                <w:rFonts w:ascii="BRH Malayalam Extra" w:hAnsi="BRH Malayalam Extra" w:cs="BRH Malayalam Extra"/>
+                <w:sz w:val="34"/>
+                <w:szCs w:val="40"/>
+                <w:lang w:val="it-IT"/>
+              </w:rPr>
+              <w:t>–</w:t>
+            </w:r>
+            <w:r>
+              <w:rPr>
+                <w:rFonts w:ascii="BRH Malayalam Extra" w:hAnsi="BRH Malayalam Extra" w:cs="BRH Malayalam Extra"/>
+                <w:sz w:val="40"/>
+                <w:szCs w:val="40"/>
+                <w:lang w:val="it-IT"/>
+              </w:rPr>
+              <w:t>¥p</w:t>
+            </w:r>
+            <w:r>
+              <w:rPr>
+                <w:rFonts w:ascii="BRH Malayalam Extra" w:hAnsi="BRH Malayalam Extra" w:cs="BRH Malayalam Extra"/>
+                <w:sz w:val="40"/>
+                <w:szCs w:val="40"/>
+                <w:highlight w:val="yellow"/>
+                <w:lang w:val="it-IT"/>
+              </w:rPr>
+              <w:t>r¡</w:t>
+            </w:r>
+            <w:r>
+              <w:rPr>
+                <w:rFonts w:ascii="BRH Malayalam Extra" w:hAnsi="BRH Malayalam Extra" w:cs="BRH Malayalam Extra"/>
+                <w:sz w:val="34"/>
+                <w:szCs w:val="40"/>
+                <w:lang w:val="it-IT"/>
+              </w:rPr>
+              <w:t>–</w:t>
+            </w:r>
+            <w:r>
+              <w:rPr>
+                <w:rFonts w:ascii="BRH Malayalam Extra" w:hAnsi="BRH Malayalam Extra" w:cs="BRH Malayalam Extra"/>
+                <w:sz w:val="40"/>
+                <w:szCs w:val="40"/>
+                <w:lang w:val="it-IT"/>
+              </w:rPr>
+              <w:t xml:space="preserve"> jPâZxI</w:t>
+            </w:r>
+          </w:p>
+        </w:tc>
+        <w:tc>
+          <w:tcPr>
+            <w:tcW w:w="5386" w:type="dxa"/>
           </w:tcPr>
           <w:p>
             <w:pPr>
@@ -712,6 +1872,7 @@
           <w:szCs w:val="32"/>
           <w:u w:val="single"/>
         </w:rPr>
+        <w:lastRenderedPageBreak/>
         <w:t xml:space="preserve">TS Pada Paatam – TS 4.1 Malayalam </w:t>
       </w:r>
       <w:r>
@@ -1193,7 +2354,6 @@
                 <w:szCs w:val="28"/>
                 <w:lang w:bidi="ta-IN"/>
               </w:rPr>
-              <w:lastRenderedPageBreak/>
               <w:t>TS 4.1.2.2 - Padam</w:t>
             </w:r>
           </w:p>
@@ -2525,6 +3685,7 @@
           <w:szCs w:val="32"/>
           <w:u w:val="single"/>
         </w:rPr>
+        <w:lastRenderedPageBreak/>
         <w:t xml:space="preserve">TS Pada Paatam – TS 4.1 Malayalam </w:t>
       </w:r>
       <w:r>
@@ -3174,7 +4335,6 @@
                 <w:szCs w:val="28"/>
                 <w:lang w:eastAsia="en-IN" w:bidi="ml-IN"/>
               </w:rPr>
-              <w:lastRenderedPageBreak/>
               <w:t>TS 4.1.</w:t>
             </w:r>
             <w:r>
@@ -4462,6 +5622,7 @@
                 <w:szCs w:val="28"/>
                 <w:lang w:eastAsia="en-IN" w:bidi="ml-IN"/>
               </w:rPr>
+              <w:lastRenderedPageBreak/>
               <w:t>TS 4.1.</w:t>
             </w:r>
             <w:r>
@@ -5413,7 +6574,6 @@
           <w:szCs w:val="32"/>
           <w:u w:val="single"/>
         </w:rPr>
-        <w:lastRenderedPageBreak/>
         <w:t xml:space="preserve">TS Pada Paatam – TS 4.1 Malayalam </w:t>
       </w:r>
       <w:r>
@@ -6411,6 +7571,7 @@
                 <w:szCs w:val="28"/>
                 <w:lang w:bidi="ta-IN"/>
               </w:rPr>
+              <w:lastRenderedPageBreak/>
               <w:t>TS 4.1.6.</w:t>
             </w:r>
             <w:r>
@@ -6852,7 +8013,6 @@
           <w:szCs w:val="32"/>
           <w:u w:val="single"/>
         </w:rPr>
-        <w:lastRenderedPageBreak/>
         <w:t>TS</w:t>
       </w:r>
       <w:r>
@@ -7532,7 +8692,7 @@
 </file>
 
 <file path=word/endnotes.xml><?xml version="1.0" encoding="utf-8"?>
-<w:endnotes xmlns:wpc="http://schemas.microsoft.com/office/word/2010/wordprocessingCanvas" xmlns:cx="http://schemas.microsoft.com/office/drawing/2014/chartex" xmlns:cx1="http://schemas.microsoft.com/office/drawing/2015/9/8/chartex" xmlns:cx2="http://schemas.microsoft.com/office/drawing/2015/10/21/chartex" xmlns:cx3="http://schemas.microsoft.com/office/drawing/2016/5/9/chartex" xmlns:cx4="http://schemas.microsoft.com/office/drawing/2016/5/10/chartex" xmlns:cx5="http://schemas.microsoft.com/office/drawing/2016/5/11/chartex" xmlns:cx6="http://schemas.microsoft.com/office/drawing/2016/5/12/chartex" xmlns:cx7="http://schemas.microsoft.com/office/drawing/2016/5/13/chartex" xmlns:cx8="http://schemas.microsoft.com/office/drawing/2016/5/14/chartex" xmlns:mc="http://schemas.openxmlformats.org/markup-compatibility/2006" xmlns:aink="http://schemas.microsoft.com/office/drawing/2016/ink" xmlns:am3d="http://schemas.microsoft.com/office/drawing/2017/model3d" xmlns:o="urn:schemas-microsoft-com:office:office" xmlns:oel="http://schemas.microsoft.com/office/2019/extlst" xmlns:r="http://schemas.openxmlformats.org/officeDocument/2006/relationships" xmlns:m="http://schemas.openxmlformats.org/officeDocument/2006/math" xmlns:v="urn:schemas-microsoft-com:vml" xmlns:wp14="http://schemas.microsoft.com/office/word/2010/wordprocessingDrawing" xmlns:wp="http://schemas.openxmlformats.org/drawingml/2006/wordprocessingDrawing" xmlns:w10="urn:schemas-microsoft-com:office:word" xmlns:w="http://schemas.openxmlformats.org/wordprocessingml/2006/main" xmlns:w14="http://schemas.microsoft.com/office/word/2010/wordml" xmlns:w15="http://schemas.microsoft.com/office/word/2012/wordml" xmlns:w16cex="http://schemas.microsoft.com/office/word/2018/wordml/cex" xmlns:w16cid="http://schemas.microsoft.com/office/word/2016/wordml/cid" xmlns:w16="http://schemas.microsoft.com/office/word/2018/wordml" xmlns:w16du="http://schemas.microsoft.com/office/word/2023/wordml/word16du" xmlns:w16sdtdh="http://schemas.microsoft.com/office/word/2020/wordml/sdtdatahash" xmlns:w16se="http://schemas.microsoft.com/office/word/2015/wordml/symex" xmlns:wpg="http://schemas.microsoft.com/office/word/2010/wordprocessingGroup" xmlns:wpi="http://schemas.microsoft.com/office/word/2010/wordprocessingInk" xmlns:wne="http://schemas.microsoft.com/office/word/2006/wordml" xmlns:wps="http://schemas.microsoft.com/office/word/2010/wordprocessingShape" mc:Ignorable="w14 w15 w16se w16cid w16 w16cex w16sdtdh w16du wp14">
+<w:endnotes xmlns:wpc="http://schemas.microsoft.com/office/word/2010/wordprocessingCanvas" xmlns:cx="http://schemas.microsoft.com/office/drawing/2014/chartex" xmlns:cx1="http://schemas.microsoft.com/office/drawing/2015/9/8/chartex" xmlns:cx2="http://schemas.microsoft.com/office/drawing/2015/10/21/chartex" xmlns:cx3="http://schemas.microsoft.com/office/drawing/2016/5/9/chartex" xmlns:cx4="http://schemas.microsoft.com/office/drawing/2016/5/10/chartex" xmlns:cx5="http://schemas.microsoft.com/office/drawing/2016/5/11/chartex" xmlns:cx6="http://schemas.microsoft.com/office/drawing/2016/5/12/chartex" xmlns:cx7="http://schemas.microsoft.com/office/drawing/2016/5/13/chartex" xmlns:cx8="http://schemas.microsoft.com/office/drawing/2016/5/14/chartex" xmlns:mc="http://schemas.openxmlformats.org/markup-compatibility/2006" xmlns:aink="http://schemas.microsoft.com/office/drawing/2016/ink" xmlns:am3d="http://schemas.microsoft.com/office/drawing/2017/model3d" xmlns:o="urn:schemas-microsoft-com:office:office" xmlns:oel="http://schemas.microsoft.com/office/2019/extlst" xmlns:r="http://schemas.openxmlformats.org/officeDocument/2006/relationships" xmlns:m="http://schemas.openxmlformats.org/officeDocument/2006/math" xmlns:v="urn:schemas-microsoft-com:vml" xmlns:wp14="http://schemas.microsoft.com/office/word/2010/wordprocessingDrawing" xmlns:wp="http://schemas.openxmlformats.org/drawingml/2006/wordprocessingDrawing" xmlns:w10="urn:schemas-microsoft-com:office:word" xmlns:w="http://schemas.openxmlformats.org/wordprocessingml/2006/main" xmlns:w14="http://schemas.microsoft.com/office/word/2010/wordml" xmlns:w15="http://schemas.microsoft.com/office/word/2012/wordml" xmlns:w16cei="http://schemas.microsoft.com/office/word/2026/wordml/cei" xmlns:w16cex="http://schemas.microsoft.com/office/word/2018/wordml/cex" xmlns:w16cid="http://schemas.microsoft.com/office/word/2016/wordml/cid" xmlns:w16="http://schemas.microsoft.com/office/word/2018/wordml" xmlns:w16du="http://schemas.microsoft.com/office/word/2023/wordml/word16du" xmlns:w16sdtdh="http://schemas.microsoft.com/office/word/2020/wordml/sdtdatahash" xmlns:w16sdtfl="http://schemas.microsoft.com/office/word/2024/wordml/sdtformatlock" xmlns:w16se="http://schemas.microsoft.com/office/word/2015/wordml/symex" xmlns:wpg="http://schemas.microsoft.com/office/word/2010/wordprocessingGroup" xmlns:wpi="http://schemas.microsoft.com/office/word/2010/wordprocessingInk" xmlns:wne="http://schemas.microsoft.com/office/word/2006/wordml" xmlns:wps="http://schemas.microsoft.com/office/word/2010/wordprocessingShape" mc:Ignorable="w14 w15 w16se w16cid w16 w16cex w16sdtdh w16sdtfl w16du wp14">
   <w:endnote w:type="separator" w:id="-1">
     <w:p>
       <w:pPr>
@@ -7557,7 +8717,7 @@
 </file>
 
 <file path=word/footer1.xml><?xml version="1.0" encoding="utf-8"?>
-<w:ftr xmlns:wpc="http://schemas.microsoft.com/office/word/2010/wordprocessingCanvas" xmlns:cx="http://schemas.microsoft.com/office/drawing/2014/chartex" xmlns:cx1="http://schemas.microsoft.com/office/drawing/2015/9/8/chartex" xmlns:cx2="http://schemas.microsoft.com/office/drawing/2015/10/21/chartex" xmlns:cx3="http://schemas.microsoft.com/office/drawing/2016/5/9/chartex" xmlns:cx4="http://schemas.microsoft.com/office/drawing/2016/5/10/chartex" xmlns:cx5="http://schemas.microsoft.com/office/drawing/2016/5/11/chartex" xmlns:cx6="http://schemas.microsoft.com/office/drawing/2016/5/12/chartex" xmlns:cx7="http://schemas.microsoft.com/office/drawing/2016/5/13/chartex" xmlns:cx8="http://schemas.microsoft.com/office/drawing/2016/5/14/chartex" xmlns:mc="http://schemas.openxmlformats.org/markup-compatibility/2006" xmlns:aink="http://schemas.microsoft.com/office/drawing/2016/ink" xmlns:am3d="http://schemas.microsoft.com/office/drawing/2017/model3d" xmlns:o="urn:schemas-microsoft-com:office:office" xmlns:oel="http://schemas.microsoft.com/office/2019/extlst" xmlns:r="http://schemas.openxmlformats.org/officeDocument/2006/relationships" xmlns:m="http://schemas.openxmlformats.org/officeDocument/2006/math" xmlns:v="urn:schemas-microsoft-com:vml" xmlns:wp14="http://schemas.microsoft.com/office/word/2010/wordprocessingDrawing" xmlns:wp="http://schemas.openxmlformats.org/drawingml/2006/wordprocessingDrawing" xmlns:w10="urn:schemas-microsoft-com:office:word" xmlns:w="http://schemas.openxmlformats.org/wordprocessingml/2006/main" xmlns:w14="http://schemas.microsoft.com/office/word/2010/wordml" xmlns:w15="http://schemas.microsoft.com/office/word/2012/wordml" xmlns:w16cex="http://schemas.microsoft.com/office/word/2018/wordml/cex" xmlns:w16cid="http://schemas.microsoft.com/office/word/2016/wordml/cid" xmlns:w16="http://schemas.microsoft.com/office/word/2018/wordml" xmlns:w16du="http://schemas.microsoft.com/office/word/2023/wordml/word16du" xmlns:w16sdtdh="http://schemas.microsoft.com/office/word/2020/wordml/sdtdatahash" xmlns:w16se="http://schemas.microsoft.com/office/word/2015/wordml/symex" xmlns:wpg="http://schemas.microsoft.com/office/word/2010/wordprocessingGroup" xmlns:wpi="http://schemas.microsoft.com/office/word/2010/wordprocessingInk" xmlns:wne="http://schemas.microsoft.com/office/word/2006/wordml" xmlns:wps="http://schemas.microsoft.com/office/word/2010/wordprocessingShape" mc:Ignorable="w14 w15 w16se w16cid w16 w16cex w16sdtdh w16du wp14">
+<w:ftr xmlns:wpc="http://schemas.microsoft.com/office/word/2010/wordprocessingCanvas" xmlns:cx="http://schemas.microsoft.com/office/drawing/2014/chartex" xmlns:cx1="http://schemas.microsoft.com/office/drawing/2015/9/8/chartex" xmlns:cx2="http://schemas.microsoft.com/office/drawing/2015/10/21/chartex" xmlns:cx3="http://schemas.microsoft.com/office/drawing/2016/5/9/chartex" xmlns:cx4="http://schemas.microsoft.com/office/drawing/2016/5/10/chartex" xmlns:cx5="http://schemas.microsoft.com/office/drawing/2016/5/11/chartex" xmlns:cx6="http://schemas.microsoft.com/office/drawing/2016/5/12/chartex" xmlns:cx7="http://schemas.microsoft.com/office/drawing/2016/5/13/chartex" xmlns:cx8="http://schemas.microsoft.com/office/drawing/2016/5/14/chartex" xmlns:mc="http://schemas.openxmlformats.org/markup-compatibility/2006" xmlns:aink="http://schemas.microsoft.com/office/drawing/2016/ink" xmlns:am3d="http://schemas.microsoft.com/office/drawing/2017/model3d" xmlns:o="urn:schemas-microsoft-com:office:office" xmlns:oel="http://schemas.microsoft.com/office/2019/extlst" xmlns:r="http://schemas.openxmlformats.org/officeDocument/2006/relationships" xmlns:m="http://schemas.openxmlformats.org/officeDocument/2006/math" xmlns:v="urn:schemas-microsoft-com:vml" xmlns:wp14="http://schemas.microsoft.com/office/word/2010/wordprocessingDrawing" xmlns:wp="http://schemas.openxmlformats.org/drawingml/2006/wordprocessingDrawing" xmlns:w10="urn:schemas-microsoft-com:office:word" xmlns:w="http://schemas.openxmlformats.org/wordprocessingml/2006/main" xmlns:w14="http://schemas.microsoft.com/office/word/2010/wordml" xmlns:w15="http://schemas.microsoft.com/office/word/2012/wordml" xmlns:w16cei="http://schemas.microsoft.com/office/word/2026/wordml/cei" xmlns:w16cex="http://schemas.microsoft.com/office/word/2018/wordml/cex" xmlns:w16cid="http://schemas.microsoft.com/office/word/2016/wordml/cid" xmlns:w16="http://schemas.microsoft.com/office/word/2018/wordml" xmlns:w16du="http://schemas.microsoft.com/office/word/2023/wordml/word16du" xmlns:w16sdtdh="http://schemas.microsoft.com/office/word/2020/wordml/sdtdatahash" xmlns:w16sdtfl="http://schemas.microsoft.com/office/word/2024/wordml/sdtformatlock" xmlns:w16se="http://schemas.microsoft.com/office/word/2015/wordml/symex" xmlns:wpg="http://schemas.microsoft.com/office/word/2010/wordprocessingGroup" xmlns:wpi="http://schemas.microsoft.com/office/word/2010/wordprocessingInk" xmlns:wne="http://schemas.microsoft.com/office/word/2006/wordml" xmlns:wps="http://schemas.microsoft.com/office/word/2010/wordprocessingShape" mc:Ignorable="w14 w15 w16se w16cid w16 w16cex w16sdtdh w16sdtfl w16du wp14">
   <w:p>
     <w:pPr>
       <w:pBdr>
@@ -7739,7 +8899,7 @@
 </file>
 
 <file path=word/footer2.xml><?xml version="1.0" encoding="utf-8"?>
-<w:ftr xmlns:wpc="http://schemas.microsoft.com/office/word/2010/wordprocessingCanvas" xmlns:cx="http://schemas.microsoft.com/office/drawing/2014/chartex" xmlns:cx1="http://schemas.microsoft.com/office/drawing/2015/9/8/chartex" xmlns:cx2="http://schemas.microsoft.com/office/drawing/2015/10/21/chartex" xmlns:cx3="http://schemas.microsoft.com/office/drawing/2016/5/9/chartex" xmlns:cx4="http://schemas.microsoft.com/office/drawing/2016/5/10/chartex" xmlns:cx5="http://schemas.microsoft.com/office/drawing/2016/5/11/chartex" xmlns:cx6="http://schemas.microsoft.com/office/drawing/2016/5/12/chartex" xmlns:cx7="http://schemas.microsoft.com/office/drawing/2016/5/13/chartex" xmlns:cx8="http://schemas.microsoft.com/office/drawing/2016/5/14/chartex" xmlns:mc="http://schemas.openxmlformats.org/markup-compatibility/2006" xmlns:aink="http://schemas.microsoft.com/office/drawing/2016/ink" xmlns:am3d="http://schemas.microsoft.com/office/drawing/2017/model3d" xmlns:o="urn:schemas-microsoft-com:office:office" xmlns:oel="http://schemas.microsoft.com/office/2019/extlst" xmlns:r="http://schemas.openxmlformats.org/officeDocument/2006/relationships" xmlns:m="http://schemas.openxmlformats.org/officeDocument/2006/math" xmlns:v="urn:schemas-microsoft-com:vml" xmlns:wp14="http://schemas.microsoft.com/office/word/2010/wordprocessingDrawing" xmlns:wp="http://schemas.openxmlformats.org/drawingml/2006/wordprocessingDrawing" xmlns:w10="urn:schemas-microsoft-com:office:word" xmlns:w="http://schemas.openxmlformats.org/wordprocessingml/2006/main" xmlns:w14="http://schemas.microsoft.com/office/word/2010/wordml" xmlns:w15="http://schemas.microsoft.com/office/word/2012/wordml" xmlns:w16cex="http://schemas.microsoft.com/office/word/2018/wordml/cex" xmlns:w16cid="http://schemas.microsoft.com/office/word/2016/wordml/cid" xmlns:w16="http://schemas.microsoft.com/office/word/2018/wordml" xmlns:w16du="http://schemas.microsoft.com/office/word/2023/wordml/word16du" xmlns:w16sdtdh="http://schemas.microsoft.com/office/word/2020/wordml/sdtdatahash" xmlns:w16se="http://schemas.microsoft.com/office/word/2015/wordml/symex" xmlns:wpg="http://schemas.microsoft.com/office/word/2010/wordprocessingGroup" xmlns:wpi="http://schemas.microsoft.com/office/word/2010/wordprocessingInk" xmlns:wne="http://schemas.microsoft.com/office/word/2006/wordml" xmlns:wps="http://schemas.microsoft.com/office/word/2010/wordprocessingShape" mc:Ignorable="w14 w15 w16se w16cid w16 w16cex w16sdtdh w16du wp14">
+<w:ftr xmlns:wpc="http://schemas.microsoft.com/office/word/2010/wordprocessingCanvas" xmlns:cx="http://schemas.microsoft.com/office/drawing/2014/chartex" xmlns:cx1="http://schemas.microsoft.com/office/drawing/2015/9/8/chartex" xmlns:cx2="http://schemas.microsoft.com/office/drawing/2015/10/21/chartex" xmlns:cx3="http://schemas.microsoft.com/office/drawing/2016/5/9/chartex" xmlns:cx4="http://schemas.microsoft.com/office/drawing/2016/5/10/chartex" xmlns:cx5="http://schemas.microsoft.com/office/drawing/2016/5/11/chartex" xmlns:cx6="http://schemas.microsoft.com/office/drawing/2016/5/12/chartex" xmlns:cx7="http://schemas.microsoft.com/office/drawing/2016/5/13/chartex" xmlns:cx8="http://schemas.microsoft.com/office/drawing/2016/5/14/chartex" xmlns:mc="http://schemas.openxmlformats.org/markup-compatibility/2006" xmlns:aink="http://schemas.microsoft.com/office/drawing/2016/ink" xmlns:am3d="http://schemas.microsoft.com/office/drawing/2017/model3d" xmlns:o="urn:schemas-microsoft-com:office:office" xmlns:oel="http://schemas.microsoft.com/office/2019/extlst" xmlns:r="http://schemas.openxmlformats.org/officeDocument/2006/relationships" xmlns:m="http://schemas.openxmlformats.org/officeDocument/2006/math" xmlns:v="urn:schemas-microsoft-com:vml" xmlns:wp14="http://schemas.microsoft.com/office/word/2010/wordprocessingDrawing" xmlns:wp="http://schemas.openxmlformats.org/drawingml/2006/wordprocessingDrawing" xmlns:w10="urn:schemas-microsoft-com:office:word" xmlns:w="http://schemas.openxmlformats.org/wordprocessingml/2006/main" xmlns:w14="http://schemas.microsoft.com/office/word/2010/wordml" xmlns:w15="http://schemas.microsoft.com/office/word/2012/wordml" xmlns:w16cei="http://schemas.microsoft.com/office/word/2026/wordml/cei" xmlns:w16cex="http://schemas.microsoft.com/office/word/2018/wordml/cex" xmlns:w16cid="http://schemas.microsoft.com/office/word/2016/wordml/cid" xmlns:w16="http://schemas.microsoft.com/office/word/2018/wordml" xmlns:w16du="http://schemas.microsoft.com/office/word/2023/wordml/word16du" xmlns:w16sdtdh="http://schemas.microsoft.com/office/word/2020/wordml/sdtdatahash" xmlns:w16sdtfl="http://schemas.microsoft.com/office/word/2024/wordml/sdtformatlock" xmlns:w16se="http://schemas.microsoft.com/office/word/2015/wordml/symex" xmlns:wpg="http://schemas.microsoft.com/office/word/2010/wordprocessingGroup" xmlns:wpi="http://schemas.microsoft.com/office/word/2010/wordprocessingInk" xmlns:wne="http://schemas.microsoft.com/office/word/2006/wordml" xmlns:wps="http://schemas.microsoft.com/office/word/2010/wordprocessingShape" mc:Ignorable="w14 w15 w16se w16cid w16 w16cex w16sdtdh w16sdtfl w16du wp14">
   <w:p>
     <w:pPr>
       <w:pBdr>
@@ -7935,7 +9095,7 @@
 </file>
 
 <file path=word/footnotes.xml><?xml version="1.0" encoding="utf-8"?>
-<w:footnotes xmlns:wpc="http://schemas.microsoft.com/office/word/2010/wordprocessingCanvas" xmlns:cx="http://schemas.microsoft.com/office/drawing/2014/chartex" xmlns:cx1="http://schemas.microsoft.com/office/drawing/2015/9/8/chartex" xmlns:cx2="http://schemas.microsoft.com/office/drawing/2015/10/21/chartex" xmlns:cx3="http://schemas.microsoft.com/office/drawing/2016/5/9/chartex" xmlns:cx4="http://schemas.microsoft.com/office/drawing/2016/5/10/chartex" xmlns:cx5="http://schemas.microsoft.com/office/drawing/2016/5/11/chartex" xmlns:cx6="http://schemas.microsoft.com/office/drawing/2016/5/12/chartex" xmlns:cx7="http://schemas.microsoft.com/office/drawing/2016/5/13/chartex" xmlns:cx8="http://schemas.microsoft.com/office/drawing/2016/5/14/chartex" xmlns:mc="http://schemas.openxmlformats.org/markup-compatibility/2006" xmlns:aink="http://schemas.microsoft.com/office/drawing/2016/ink" xmlns:am3d="http://schemas.microsoft.com/office/drawing/2017/model3d" xmlns:o="urn:schemas-microsoft-com:office:office" xmlns:oel="http://schemas.microsoft.com/office/2019/extlst" xmlns:r="http://schemas.openxmlformats.org/officeDocument/2006/relationships" xmlns:m="http://schemas.openxmlformats.org/officeDocument/2006/math" xmlns:v="urn:schemas-microsoft-com:vml" xmlns:wp14="http://schemas.microsoft.com/office/word/2010/wordprocessingDrawing" xmlns:wp="http://schemas.openxmlformats.org/drawingml/2006/wordprocessingDrawing" xmlns:w10="urn:schemas-microsoft-com:office:word" xmlns:w="http://schemas.openxmlformats.org/wordprocessingml/2006/main" xmlns:w14="http://schemas.microsoft.com/office/word/2010/wordml" xmlns:w15="http://schemas.microsoft.com/office/word/2012/wordml" xmlns:w16cex="http://schemas.microsoft.com/office/word/2018/wordml/cex" xmlns:w16cid="http://schemas.microsoft.com/office/word/2016/wordml/cid" xmlns:w16="http://schemas.microsoft.com/office/word/2018/wordml" xmlns:w16du="http://schemas.microsoft.com/office/word/2023/wordml/word16du" xmlns:w16sdtdh="http://schemas.microsoft.com/office/word/2020/wordml/sdtdatahash" xmlns:w16se="http://schemas.microsoft.com/office/word/2015/wordml/symex" xmlns:wpg="http://schemas.microsoft.com/office/word/2010/wordprocessingGroup" xmlns:wpi="http://schemas.microsoft.com/office/word/2010/wordprocessingInk" xmlns:wne="http://schemas.microsoft.com/office/word/2006/wordml" xmlns:wps="http://schemas.microsoft.com/office/word/2010/wordprocessingShape" mc:Ignorable="w14 w15 w16se w16cid w16 w16cex w16sdtdh w16du wp14">
+<w:footnotes xmlns:wpc="http://schemas.microsoft.com/office/word/2010/wordprocessingCanvas" xmlns:cx="http://schemas.microsoft.com/office/drawing/2014/chartex" xmlns:cx1="http://schemas.microsoft.com/office/drawing/2015/9/8/chartex" xmlns:cx2="http://schemas.microsoft.com/office/drawing/2015/10/21/chartex" xmlns:cx3="http://schemas.microsoft.com/office/drawing/2016/5/9/chartex" xmlns:cx4="http://schemas.microsoft.com/office/drawing/2016/5/10/chartex" xmlns:cx5="http://schemas.microsoft.com/office/drawing/2016/5/11/chartex" xmlns:cx6="http://schemas.microsoft.com/office/drawing/2016/5/12/chartex" xmlns:cx7="http://schemas.microsoft.com/office/drawing/2016/5/13/chartex" xmlns:cx8="http://schemas.microsoft.com/office/drawing/2016/5/14/chartex" xmlns:mc="http://schemas.openxmlformats.org/markup-compatibility/2006" xmlns:aink="http://schemas.microsoft.com/office/drawing/2016/ink" xmlns:am3d="http://schemas.microsoft.com/office/drawing/2017/model3d" xmlns:o="urn:schemas-microsoft-com:office:office" xmlns:oel="http://schemas.microsoft.com/office/2019/extlst" xmlns:r="http://schemas.openxmlformats.org/officeDocument/2006/relationships" xmlns:m="http://schemas.openxmlformats.org/officeDocument/2006/math" xmlns:v="urn:schemas-microsoft-com:vml" xmlns:wp14="http://schemas.microsoft.com/office/word/2010/wordprocessingDrawing" xmlns:wp="http://schemas.openxmlformats.org/drawingml/2006/wordprocessingDrawing" xmlns:w10="urn:schemas-microsoft-com:office:word" xmlns:w="http://schemas.openxmlformats.org/wordprocessingml/2006/main" xmlns:w14="http://schemas.microsoft.com/office/word/2010/wordml" xmlns:w15="http://schemas.microsoft.com/office/word/2012/wordml" xmlns:w16cei="http://schemas.microsoft.com/office/word/2026/wordml/cei" xmlns:w16cex="http://schemas.microsoft.com/office/word/2018/wordml/cex" xmlns:w16cid="http://schemas.microsoft.com/office/word/2016/wordml/cid" xmlns:w16="http://schemas.microsoft.com/office/word/2018/wordml" xmlns:w16du="http://schemas.microsoft.com/office/word/2023/wordml/word16du" xmlns:w16sdtdh="http://schemas.microsoft.com/office/word/2020/wordml/sdtdatahash" xmlns:w16sdtfl="http://schemas.microsoft.com/office/word/2024/wordml/sdtformatlock" xmlns:w16se="http://schemas.microsoft.com/office/word/2015/wordml/symex" xmlns:wpg="http://schemas.microsoft.com/office/word/2010/wordprocessingGroup" xmlns:wpi="http://schemas.microsoft.com/office/word/2010/wordprocessingInk" xmlns:wne="http://schemas.microsoft.com/office/word/2006/wordml" xmlns:wps="http://schemas.microsoft.com/office/word/2010/wordprocessingShape" mc:Ignorable="w14 w15 w16se w16cid w16 w16cex w16sdtdh w16sdtfl w16du wp14">
   <w:footnote w:type="separator" w:id="-1">
     <w:p>
       <w:pPr>
@@ -7960,7 +9120,7 @@
 </file>
 
 <file path=word/header1.xml><?xml version="1.0" encoding="utf-8"?>
-<w:hdr xmlns:wpc="http://schemas.microsoft.com/office/word/2010/wordprocessingCanvas" xmlns:cx="http://schemas.microsoft.com/office/drawing/2014/chartex" xmlns:cx1="http://schemas.microsoft.com/office/drawing/2015/9/8/chartex" xmlns:cx2="http://schemas.microsoft.com/office/drawing/2015/10/21/chartex" xmlns:cx3="http://schemas.microsoft.com/office/drawing/2016/5/9/chartex" xmlns:cx4="http://schemas.microsoft.com/office/drawing/2016/5/10/chartex" xmlns:cx5="http://schemas.microsoft.com/office/drawing/2016/5/11/chartex" xmlns:cx6="http://schemas.microsoft.com/office/drawing/2016/5/12/chartex" xmlns:cx7="http://schemas.microsoft.com/office/drawing/2016/5/13/chartex" xmlns:cx8="http://schemas.microsoft.com/office/drawing/2016/5/14/chartex" xmlns:mc="http://schemas.openxmlformats.org/markup-compatibility/2006" xmlns:aink="http://schemas.microsoft.com/office/drawing/2016/ink" xmlns:am3d="http://schemas.microsoft.com/office/drawing/2017/model3d" xmlns:o="urn:schemas-microsoft-com:office:office" xmlns:oel="http://schemas.microsoft.com/office/2019/extlst" xmlns:r="http://schemas.openxmlformats.org/officeDocument/2006/relationships" xmlns:m="http://schemas.openxmlformats.org/officeDocument/2006/math" xmlns:v="urn:schemas-microsoft-com:vml" xmlns:wp14="http://schemas.microsoft.com/office/word/2010/wordprocessingDrawing" xmlns:wp="http://schemas.openxmlformats.org/drawingml/2006/wordprocessingDrawing" xmlns:w10="urn:schemas-microsoft-com:office:word" xmlns:w="http://schemas.openxmlformats.org/wordprocessingml/2006/main" xmlns:w14="http://schemas.microsoft.com/office/word/2010/wordml" xmlns:w15="http://schemas.microsoft.com/office/word/2012/wordml" xmlns:w16cex="http://schemas.microsoft.com/office/word/2018/wordml/cex" xmlns:w16cid="http://schemas.microsoft.com/office/word/2016/wordml/cid" xmlns:w16="http://schemas.microsoft.com/office/word/2018/wordml" xmlns:w16du="http://schemas.microsoft.com/office/word/2023/wordml/word16du" xmlns:w16sdtdh="http://schemas.microsoft.com/office/word/2020/wordml/sdtdatahash" xmlns:w16se="http://schemas.microsoft.com/office/word/2015/wordml/symex" xmlns:wpg="http://schemas.microsoft.com/office/word/2010/wordprocessingGroup" xmlns:wpi="http://schemas.microsoft.com/office/word/2010/wordprocessingInk" xmlns:wne="http://schemas.microsoft.com/office/word/2006/wordml" xmlns:wps="http://schemas.microsoft.com/office/word/2010/wordprocessingShape" mc:Ignorable="w14 w15 w16se w16cid w16 w16cex w16sdtdh w16du wp14">
+<w:hdr xmlns:wpc="http://schemas.microsoft.com/office/word/2010/wordprocessingCanvas" xmlns:cx="http://schemas.microsoft.com/office/drawing/2014/chartex" xmlns:cx1="http://schemas.microsoft.com/office/drawing/2015/9/8/chartex" xmlns:cx2="http://schemas.microsoft.com/office/drawing/2015/10/21/chartex" xmlns:cx3="http://schemas.microsoft.com/office/drawing/2016/5/9/chartex" xmlns:cx4="http://schemas.microsoft.com/office/drawing/2016/5/10/chartex" xmlns:cx5="http://schemas.microsoft.com/office/drawing/2016/5/11/chartex" xmlns:cx6="http://schemas.microsoft.com/office/drawing/2016/5/12/chartex" xmlns:cx7="http://schemas.microsoft.com/office/drawing/2016/5/13/chartex" xmlns:cx8="http://schemas.microsoft.com/office/drawing/2016/5/14/chartex" xmlns:mc="http://schemas.openxmlformats.org/markup-compatibility/2006" xmlns:aink="http://schemas.microsoft.com/office/drawing/2016/ink" xmlns:am3d="http://schemas.microsoft.com/office/drawing/2017/model3d" xmlns:o="urn:schemas-microsoft-com:office:office" xmlns:oel="http://schemas.microsoft.com/office/2019/extlst" xmlns:r="http://schemas.openxmlformats.org/officeDocument/2006/relationships" xmlns:m="http://schemas.openxmlformats.org/officeDocument/2006/math" xmlns:v="urn:schemas-microsoft-com:vml" xmlns:wp14="http://schemas.microsoft.com/office/word/2010/wordprocessingDrawing" xmlns:wp="http://schemas.openxmlformats.org/drawingml/2006/wordprocessingDrawing" xmlns:w10="urn:schemas-microsoft-com:office:word" xmlns:w="http://schemas.openxmlformats.org/wordprocessingml/2006/main" xmlns:w14="http://schemas.microsoft.com/office/word/2010/wordml" xmlns:w15="http://schemas.microsoft.com/office/word/2012/wordml" xmlns:w16cei="http://schemas.microsoft.com/office/word/2026/wordml/cei" xmlns:w16cex="http://schemas.microsoft.com/office/word/2018/wordml/cex" xmlns:w16cid="http://schemas.microsoft.com/office/word/2016/wordml/cid" xmlns:w16="http://schemas.microsoft.com/office/word/2018/wordml" xmlns:w16du="http://schemas.microsoft.com/office/word/2023/wordml/word16du" xmlns:w16sdtdh="http://schemas.microsoft.com/office/word/2020/wordml/sdtdatahash" xmlns:w16sdtfl="http://schemas.microsoft.com/office/word/2024/wordml/sdtformatlock" xmlns:w16se="http://schemas.microsoft.com/office/word/2015/wordml/symex" xmlns:wpg="http://schemas.microsoft.com/office/word/2010/wordprocessingGroup" xmlns:wpi="http://schemas.microsoft.com/office/word/2010/wordprocessingInk" xmlns:wne="http://schemas.microsoft.com/office/word/2006/wordml" xmlns:wps="http://schemas.microsoft.com/office/word/2010/wordprocessingShape" mc:Ignorable="w14 w15 w16se w16cid w16 w16cex w16sdtdh w16sdtfl w16du wp14">
   <w:p>
     <w:pPr>
       <w:pStyle w:val="Header"/>
@@ -7973,7 +9133,7 @@
 </file>
 
 <file path=word/header2.xml><?xml version="1.0" encoding="utf-8"?>
-<w:hdr xmlns:wpc="http://schemas.microsoft.com/office/word/2010/wordprocessingCanvas" xmlns:cx="http://schemas.microsoft.com/office/drawing/2014/chartex" xmlns:cx1="http://schemas.microsoft.com/office/drawing/2015/9/8/chartex" xmlns:cx2="http://schemas.microsoft.com/office/drawing/2015/10/21/chartex" xmlns:cx3="http://schemas.microsoft.com/office/drawing/2016/5/9/chartex" xmlns:cx4="http://schemas.microsoft.com/office/drawing/2016/5/10/chartex" xmlns:cx5="http://schemas.microsoft.com/office/drawing/2016/5/11/chartex" xmlns:cx6="http://schemas.microsoft.com/office/drawing/2016/5/12/chartex" xmlns:cx7="http://schemas.microsoft.com/office/drawing/2016/5/13/chartex" xmlns:cx8="http://schemas.microsoft.com/office/drawing/2016/5/14/chartex" xmlns:mc="http://schemas.openxmlformats.org/markup-compatibility/2006" xmlns:aink="http://schemas.microsoft.com/office/drawing/2016/ink" xmlns:am3d="http://schemas.microsoft.com/office/drawing/2017/model3d" xmlns:o="urn:schemas-microsoft-com:office:office" xmlns:oel="http://schemas.microsoft.com/office/2019/extlst" xmlns:r="http://schemas.openxmlformats.org/officeDocument/2006/relationships" xmlns:m="http://schemas.openxmlformats.org/officeDocument/2006/math" xmlns:v="urn:schemas-microsoft-com:vml" xmlns:wp14="http://schemas.microsoft.com/office/word/2010/wordprocessingDrawing" xmlns:wp="http://schemas.openxmlformats.org/drawingml/2006/wordprocessingDrawing" xmlns:w10="urn:schemas-microsoft-com:office:word" xmlns:w="http://schemas.openxmlformats.org/wordprocessingml/2006/main" xmlns:w14="http://schemas.microsoft.com/office/word/2010/wordml" xmlns:w15="http://schemas.microsoft.com/office/word/2012/wordml" xmlns:w16cex="http://schemas.microsoft.com/office/word/2018/wordml/cex" xmlns:w16cid="http://schemas.microsoft.com/office/word/2016/wordml/cid" xmlns:w16="http://schemas.microsoft.com/office/word/2018/wordml" xmlns:w16du="http://schemas.microsoft.com/office/word/2023/wordml/word16du" xmlns:w16sdtdh="http://schemas.microsoft.com/office/word/2020/wordml/sdtdatahash" xmlns:w16se="http://schemas.microsoft.com/office/word/2015/wordml/symex" xmlns:wpg="http://schemas.microsoft.com/office/word/2010/wordprocessingGroup" xmlns:wpi="http://schemas.microsoft.com/office/word/2010/wordprocessingInk" xmlns:wne="http://schemas.microsoft.com/office/word/2006/wordml" xmlns:wps="http://schemas.microsoft.com/office/word/2010/wordprocessingShape" mc:Ignorable="w14 w15 w16se w16cid w16 w16cex w16sdtdh w16du wp14">
+<w:hdr xmlns:wpc="http://schemas.microsoft.com/office/word/2010/wordprocessingCanvas" xmlns:cx="http://schemas.microsoft.com/office/drawing/2014/chartex" xmlns:cx1="http://schemas.microsoft.com/office/drawing/2015/9/8/chartex" xmlns:cx2="http://schemas.microsoft.com/office/drawing/2015/10/21/chartex" xmlns:cx3="http://schemas.microsoft.com/office/drawing/2016/5/9/chartex" xmlns:cx4="http://schemas.microsoft.com/office/drawing/2016/5/10/chartex" xmlns:cx5="http://schemas.microsoft.com/office/drawing/2016/5/11/chartex" xmlns:cx6="http://schemas.microsoft.com/office/drawing/2016/5/12/chartex" xmlns:cx7="http://schemas.microsoft.com/office/drawing/2016/5/13/chartex" xmlns:cx8="http://schemas.microsoft.com/office/drawing/2016/5/14/chartex" xmlns:mc="http://schemas.openxmlformats.org/markup-compatibility/2006" xmlns:aink="http://schemas.microsoft.com/office/drawing/2016/ink" xmlns:am3d="http://schemas.microsoft.com/office/drawing/2017/model3d" xmlns:o="urn:schemas-microsoft-com:office:office" xmlns:oel="http://schemas.microsoft.com/office/2019/extlst" xmlns:r="http://schemas.openxmlformats.org/officeDocument/2006/relationships" xmlns:m="http://schemas.openxmlformats.org/officeDocument/2006/math" xmlns:v="urn:schemas-microsoft-com:vml" xmlns:wp14="http://schemas.microsoft.com/office/word/2010/wordprocessingDrawing" xmlns:wp="http://schemas.openxmlformats.org/drawingml/2006/wordprocessingDrawing" xmlns:w10="urn:schemas-microsoft-com:office:word" xmlns:w="http://schemas.openxmlformats.org/wordprocessingml/2006/main" xmlns:w14="http://schemas.microsoft.com/office/word/2010/wordml" xmlns:w15="http://schemas.microsoft.com/office/word/2012/wordml" xmlns:w16cei="http://schemas.microsoft.com/office/word/2026/wordml/cei" xmlns:w16cex="http://schemas.microsoft.com/office/word/2018/wordml/cex" xmlns:w16cid="http://schemas.microsoft.com/office/word/2016/wordml/cid" xmlns:w16="http://schemas.microsoft.com/office/word/2018/wordml" xmlns:w16du="http://schemas.microsoft.com/office/word/2023/wordml/word16du" xmlns:w16sdtdh="http://schemas.microsoft.com/office/word/2020/wordml/sdtdatahash" xmlns:w16sdtfl="http://schemas.microsoft.com/office/word/2024/wordml/sdtformatlock" xmlns:w16se="http://schemas.microsoft.com/office/word/2015/wordml/symex" xmlns:wpg="http://schemas.microsoft.com/office/word/2010/wordprocessingGroup" xmlns:wpi="http://schemas.microsoft.com/office/word/2010/wordprocessingInk" xmlns:wne="http://schemas.microsoft.com/office/word/2006/wordml" xmlns:wps="http://schemas.microsoft.com/office/word/2010/wordprocessingShape" mc:Ignorable="w14 w15 w16se w16cid w16 w16cex w16sdtdh w16sdtfl w16du wp14">
   <w:p>
     <w:pPr>
       <w:pStyle w:val="Header"/>
@@ -7986,7 +9146,7 @@
 </file>
 
 <file path=word/styles.xml><?xml version="1.0" encoding="utf-8"?>
-<w:styles xmlns:mc="http://schemas.openxmlformats.org/markup-compatibility/2006" xmlns:r="http://schemas.openxmlformats.org/officeDocument/2006/relationships" xmlns:w="http://schemas.openxmlformats.org/wordprocessingml/2006/main" xmlns:w14="http://schemas.microsoft.com/office/word/2010/wordml" xmlns:w15="http://schemas.microsoft.com/office/word/2012/wordml" xmlns:w16cex="http://schemas.microsoft.com/office/word/2018/wordml/cex" xmlns:w16cid="http://schemas.microsoft.com/office/word/2016/wordml/cid" xmlns:w16="http://schemas.microsoft.com/office/word/2018/wordml" xmlns:w16du="http://schemas.microsoft.com/office/word/2023/wordml/word16du" xmlns:w16sdtdh="http://schemas.microsoft.com/office/word/2020/wordml/sdtdatahash" xmlns:w16se="http://schemas.microsoft.com/office/word/2015/wordml/symex" mc:Ignorable="w14 w15 w16se w16cid w16 w16cex w16sdtdh w16du">
+<w:styles xmlns:mc="http://schemas.openxmlformats.org/markup-compatibility/2006" xmlns:r="http://schemas.openxmlformats.org/officeDocument/2006/relationships" xmlns:w="http://schemas.openxmlformats.org/wordprocessingml/2006/main" xmlns:w14="http://schemas.microsoft.com/office/word/2010/wordml" xmlns:w15="http://schemas.microsoft.com/office/word/2012/wordml" xmlns:w16cex="http://schemas.microsoft.com/office/word/2018/wordml/cex" xmlns:w16cid="http://schemas.microsoft.com/office/word/2016/wordml/cid" xmlns:w16="http://schemas.microsoft.com/office/word/2018/wordml" xmlns:w16du="http://schemas.microsoft.com/office/word/2023/wordml/word16du" xmlns:w16sdtdh="http://schemas.microsoft.com/office/word/2020/wordml/sdtdatahash" xmlns:w16sdtfl="http://schemas.microsoft.com/office/word/2024/wordml/sdtformatlock" xmlns:w16se="http://schemas.microsoft.com/office/word/2015/wordml/symex" mc:Ignorable="w14 w15 w16se w16cid w16 w16cex w16sdtdh w16sdtfl w16du">
   <w:docDefaults>
     <w:rPrDefault>
       <w:rPr>
